--- a/Files/07 - Haskamos/Rabbi Yossi Bennett/Rabbi Yossi Bennett.docx
+++ b/Files/07 - Haskamos/Rabbi Yossi Bennett/Rabbi Yossi Bennett.docx
@@ -7,7 +7,7 @@
         <w:spacing w:after="0" w:line="240" w:lineRule="auto"/>
         <w:jc w:val="center"/>
         <w:rPr>
-          <w:rFonts w:asciiTheme="majorBidi" w:hAnsiTheme="majorBidi" w:cstheme="majorBidi"/>
+          <w:rFonts w:ascii="Times New Roman" w:hAnsi="Times New Roman" w:cs="Times New Roman"/>
           <w:sz w:val="22"/>
           <w:szCs w:val="22"/>
           <w:rtl/>
@@ -15,7 +15,7 @@
       </w:pPr>
       <w:r>
         <w:rPr>
-          <w:rFonts w:asciiTheme="majorBidi" w:hAnsiTheme="majorBidi" w:cstheme="majorBidi"/>
+          <w:rFonts w:ascii="Times New Roman" w:hAnsi="Times New Roman" w:cs="Times New Roman"/>
           <w:sz w:val="22"/>
           <w:szCs w:val="22"/>
           <w:rtl/>
@@ -26,9 +26,9 @@
     <w:p>
       <w:pPr>
         <w:spacing w:after="0" w:line="240" w:lineRule="auto"/>
-        <w:jc w:val="center"/>
-        <w:rPr>
-          <w:rFonts w:asciiTheme="majorBidi" w:hAnsiTheme="majorBidi" w:cstheme="majorBidi"/>
+        <w:jc w:val="both"/>
+        <w:rPr>
+          <w:rFonts w:ascii="Times New Roman" w:hAnsi="Times New Roman" w:cs="Times New Roman"/>
           <w:sz w:val="22"/>
           <w:szCs w:val="22"/>
           <w:rtl/>
@@ -40,14 +40,14 @@
         <w:spacing w:after="0" w:line="240" w:lineRule="auto"/>
         <w:jc w:val="center"/>
         <w:rPr>
-          <w:rFonts w:asciiTheme="majorBidi" w:hAnsiTheme="majorBidi" w:cstheme="majorBidi"/>
-          <w:sz w:val="22"/>
-          <w:szCs w:val="22"/>
-        </w:rPr>
-      </w:pPr>
-      <w:r>
-        <w:rPr>
-          <w:rFonts w:asciiTheme="majorBidi" w:hAnsiTheme="majorBidi" w:cstheme="majorBidi"/>
+          <w:rFonts w:ascii="Times New Roman" w:hAnsi="Times New Roman" w:cs="Times New Roman"/>
+          <w:sz w:val="22"/>
+          <w:szCs w:val="22"/>
+        </w:rPr>
+      </w:pPr>
+      <w:r>
+        <w:rPr>
+          <w:rFonts w:ascii="Times New Roman" w:hAnsi="Times New Roman" w:cs="Times New Roman"/>
           <w:sz w:val="22"/>
           <w:szCs w:val="22"/>
           <w:rtl/>
@@ -58,8 +58,9 @@
     <w:p>
       <w:pPr>
         <w:spacing w:after="0" w:line="240" w:lineRule="auto"/>
-        <w:rPr>
-          <w:rFonts w:asciiTheme="majorBidi" w:hAnsiTheme="majorBidi" w:cstheme="majorBidi"/>
+        <w:jc w:val="both"/>
+        <w:rPr>
+          <w:rFonts w:ascii="Times New Roman" w:hAnsi="Times New Roman" w:cs="Times New Roman"/>
           <w:sz w:val="22"/>
           <w:szCs w:val="22"/>
         </w:rPr>
@@ -70,14 +71,14 @@
         <w:spacing w:after="0" w:line="240" w:lineRule="auto"/>
         <w:jc w:val="both"/>
         <w:rPr>
-          <w:rFonts w:asciiTheme="majorBidi" w:hAnsiTheme="majorBidi" w:cstheme="majorBidi"/>
-          <w:sz w:val="22"/>
-          <w:szCs w:val="22"/>
-        </w:rPr>
-      </w:pPr>
-      <w:r>
-        <w:rPr>
-          <w:rFonts w:asciiTheme="majorBidi" w:hAnsiTheme="majorBidi" w:cstheme="majorBidi"/>
+          <w:rFonts w:ascii="Times New Roman" w:hAnsi="Times New Roman" w:cs="Times New Roman"/>
+          <w:sz w:val="22"/>
+          <w:szCs w:val="22"/>
+        </w:rPr>
+      </w:pPr>
+      <w:r>
+        <w:rPr>
+          <w:rFonts w:ascii="Times New Roman" w:hAnsi="Times New Roman" w:cs="Times New Roman"/>
           <w:sz w:val="22"/>
           <w:szCs w:val="22"/>
         </w:rPr>
@@ -85,7 +86,7 @@
       </w:r>
       <w:r>
         <w:rPr>
-          <w:rFonts w:asciiTheme="majorBidi" w:hAnsiTheme="majorBidi" w:cstheme="majorBidi"/>
+          <w:rFonts w:ascii="Times New Roman" w:hAnsi="Times New Roman" w:cs="Times New Roman"/>
           <w:sz w:val="22"/>
           <w:szCs w:val="22"/>
           <w:rtl/>
@@ -94,7 +95,7 @@
       </w:r>
       <w:r>
         <w:rPr>
-          <w:rFonts w:asciiTheme="majorBidi" w:hAnsiTheme="majorBidi" w:cstheme="majorBidi"/>
+          <w:rFonts w:ascii="Times New Roman" w:hAnsi="Times New Roman" w:cs="Times New Roman"/>
           <w:sz w:val="22"/>
           <w:szCs w:val="22"/>
         </w:rPr>
@@ -103,7 +104,7 @@
       <w:proofErr w:type="spellStart"/>
       <w:r>
         <w:rPr>
-          <w:rFonts w:asciiTheme="majorBidi" w:hAnsiTheme="majorBidi" w:cstheme="majorBidi"/>
+          <w:rFonts w:ascii="Times New Roman" w:hAnsi="Times New Roman" w:cs="Times New Roman"/>
           <w:sz w:val="22"/>
           <w:szCs w:val="22"/>
         </w:rPr>
@@ -112,7 +113,7 @@
       <w:proofErr w:type="spellEnd"/>
       <w:r>
         <w:rPr>
-          <w:rFonts w:asciiTheme="majorBidi" w:hAnsiTheme="majorBidi" w:cstheme="majorBidi"/>
+          <w:rFonts w:ascii="Times New Roman" w:hAnsi="Times New Roman" w:cs="Times New Roman"/>
           <w:sz w:val="22"/>
           <w:szCs w:val="22"/>
         </w:rPr>
@@ -121,7 +122,7 @@
       <w:proofErr w:type="spellStart"/>
       <w:r>
         <w:rPr>
-          <w:rFonts w:asciiTheme="majorBidi" w:hAnsiTheme="majorBidi" w:cstheme="majorBidi"/>
+          <w:rFonts w:ascii="Times New Roman" w:hAnsi="Times New Roman" w:cs="Times New Roman"/>
           <w:sz w:val="22"/>
           <w:szCs w:val="22"/>
         </w:rPr>
@@ -130,7 +131,7 @@
       <w:proofErr w:type="spellEnd"/>
       <w:r>
         <w:rPr>
-          <w:rFonts w:asciiTheme="majorBidi" w:hAnsiTheme="majorBidi" w:cstheme="majorBidi"/>
+          <w:rFonts w:ascii="Times New Roman" w:hAnsi="Times New Roman" w:cs="Times New Roman"/>
           <w:sz w:val="22"/>
           <w:szCs w:val="22"/>
         </w:rPr>
@@ -142,7 +143,7 @@
         <w:spacing w:after="0" w:line="240" w:lineRule="auto"/>
         <w:jc w:val="both"/>
         <w:rPr>
-          <w:rFonts w:asciiTheme="majorBidi" w:hAnsiTheme="majorBidi" w:cstheme="majorBidi"/>
+          <w:rFonts w:ascii="Times New Roman" w:hAnsi="Times New Roman" w:cs="Times New Roman"/>
           <w:sz w:val="22"/>
           <w:szCs w:val="22"/>
         </w:rPr>
@@ -153,14 +154,14 @@
         <w:spacing w:after="0" w:line="240" w:lineRule="auto"/>
         <w:jc w:val="both"/>
         <w:rPr>
-          <w:rFonts w:asciiTheme="majorBidi" w:hAnsiTheme="majorBidi" w:cstheme="majorBidi"/>
-          <w:sz w:val="22"/>
-          <w:szCs w:val="22"/>
-        </w:rPr>
-      </w:pPr>
-      <w:r>
-        <w:rPr>
-          <w:rFonts w:asciiTheme="majorBidi" w:hAnsiTheme="majorBidi" w:cstheme="majorBidi"/>
+          <w:rFonts w:ascii="Times New Roman" w:hAnsi="Times New Roman" w:cs="Times New Roman"/>
+          <w:sz w:val="22"/>
+          <w:szCs w:val="22"/>
+        </w:rPr>
+      </w:pPr>
+      <w:r>
+        <w:rPr>
+          <w:rFonts w:ascii="Times New Roman" w:hAnsi="Times New Roman" w:cs="Times New Roman"/>
           <w:sz w:val="22"/>
           <w:szCs w:val="22"/>
         </w:rPr>
@@ -168,7 +169,7 @@
       </w:r>
       <w:r>
         <w:rPr>
-          <w:rFonts w:asciiTheme="majorBidi" w:hAnsiTheme="majorBidi" w:cstheme="majorBidi"/>
+          <w:rFonts w:ascii="Times New Roman" w:hAnsi="Times New Roman" w:cs="Times New Roman"/>
           <w:sz w:val="22"/>
           <w:szCs w:val="22"/>
         </w:rPr>
@@ -176,7 +177,7 @@
       </w:r>
       <w:r>
         <w:rPr>
-          <w:rFonts w:asciiTheme="majorBidi" w:hAnsiTheme="majorBidi" w:cstheme="majorBidi"/>
+          <w:rFonts w:ascii="Times New Roman" w:hAnsi="Times New Roman" w:cs="Times New Roman"/>
           <w:sz w:val="22"/>
           <w:szCs w:val="22"/>
         </w:rPr>
@@ -184,7 +185,7 @@
       </w:r>
       <w:r>
         <w:rPr>
-          <w:rFonts w:asciiTheme="majorBidi" w:hAnsiTheme="majorBidi" w:cstheme="majorBidi"/>
+          <w:rFonts w:ascii="Times New Roman" w:hAnsi="Times New Roman" w:cs="Times New Roman"/>
           <w:sz w:val="22"/>
           <w:szCs w:val="22"/>
         </w:rPr>
@@ -192,7 +193,7 @@
       </w:r>
       <w:r>
         <w:rPr>
-          <w:rFonts w:asciiTheme="majorBidi" w:hAnsiTheme="majorBidi" w:cstheme="majorBidi"/>
+          <w:rFonts w:ascii="Times New Roman" w:hAnsi="Times New Roman" w:cs="Times New Roman"/>
           <w:sz w:val="22"/>
           <w:szCs w:val="22"/>
         </w:rPr>
@@ -201,7 +202,7 @@
       <w:proofErr w:type="spellStart"/>
       <w:r>
         <w:rPr>
-          <w:rFonts w:asciiTheme="majorBidi" w:hAnsiTheme="majorBidi" w:cstheme="majorBidi"/>
+          <w:rFonts w:ascii="Times New Roman" w:hAnsi="Times New Roman" w:cs="Times New Roman"/>
           <w:sz w:val="22"/>
           <w:szCs w:val="22"/>
         </w:rPr>
@@ -210,7 +211,7 @@
       <w:proofErr w:type="spellEnd"/>
       <w:r>
         <w:rPr>
-          <w:rFonts w:asciiTheme="majorBidi" w:hAnsiTheme="majorBidi" w:cstheme="majorBidi"/>
+          <w:rFonts w:ascii="Times New Roman" w:hAnsi="Times New Roman" w:cs="Times New Roman"/>
           <w:sz w:val="22"/>
           <w:szCs w:val="22"/>
         </w:rPr>
@@ -218,7 +219,7 @@
       </w:r>
       <w:r>
         <w:rPr>
-          <w:rFonts w:asciiTheme="majorBidi" w:hAnsiTheme="majorBidi" w:cstheme="majorBidi"/>
+          <w:rFonts w:ascii="Times New Roman" w:hAnsi="Times New Roman" w:cs="Times New Roman"/>
           <w:sz w:val="22"/>
           <w:szCs w:val="22"/>
         </w:rPr>
@@ -226,7 +227,7 @@
       </w:r>
       <w:r>
         <w:rPr>
-          <w:rFonts w:asciiTheme="majorBidi" w:hAnsiTheme="majorBidi" w:cstheme="majorBidi"/>
+          <w:rFonts w:ascii="Times New Roman" w:hAnsi="Times New Roman" w:cs="Times New Roman"/>
           <w:i/>
           <w:iCs/>
           <w:sz w:val="22"/>
@@ -236,7 +237,7 @@
       </w:r>
       <w:r>
         <w:rPr>
-          <w:rFonts w:asciiTheme="majorBidi" w:hAnsiTheme="majorBidi" w:cstheme="majorBidi"/>
+          <w:rFonts w:ascii="Times New Roman" w:hAnsi="Times New Roman" w:cs="Times New Roman"/>
           <w:sz w:val="22"/>
           <w:szCs w:val="22"/>
         </w:rPr>
@@ -248,7 +249,7 @@
         <w:spacing w:after="0" w:line="240" w:lineRule="auto"/>
         <w:jc w:val="both"/>
         <w:rPr>
-          <w:rFonts w:asciiTheme="majorBidi" w:hAnsiTheme="majorBidi" w:cstheme="majorBidi"/>
+          <w:rFonts w:ascii="Times New Roman" w:hAnsi="Times New Roman" w:cs="Times New Roman"/>
           <w:sz w:val="22"/>
           <w:szCs w:val="22"/>
         </w:rPr>
@@ -259,14 +260,14 @@
         <w:spacing w:after="0" w:line="240" w:lineRule="auto"/>
         <w:jc w:val="both"/>
         <w:rPr>
-          <w:rFonts w:asciiTheme="majorBidi" w:hAnsiTheme="majorBidi" w:cstheme="majorBidi"/>
-          <w:sz w:val="22"/>
-          <w:szCs w:val="22"/>
-        </w:rPr>
-      </w:pPr>
-      <w:r>
-        <w:rPr>
-          <w:rFonts w:asciiTheme="majorBidi" w:hAnsiTheme="majorBidi" w:cstheme="majorBidi"/>
+          <w:rFonts w:ascii="Times New Roman" w:hAnsi="Times New Roman" w:cs="Times New Roman"/>
+          <w:sz w:val="22"/>
+          <w:szCs w:val="22"/>
+        </w:rPr>
+      </w:pPr>
+      <w:r>
+        <w:rPr>
+          <w:rFonts w:ascii="Times New Roman" w:hAnsi="Times New Roman" w:cs="Times New Roman"/>
           <w:sz w:val="22"/>
           <w:szCs w:val="22"/>
         </w:rPr>
@@ -274,7 +275,7 @@
       </w:r>
       <w:r>
         <w:rPr>
-          <w:rFonts w:asciiTheme="majorBidi" w:hAnsiTheme="majorBidi" w:cstheme="majorBidi"/>
+          <w:rFonts w:ascii="Times New Roman" w:hAnsi="Times New Roman" w:cs="Times New Roman"/>
           <w:sz w:val="22"/>
           <w:szCs w:val="22"/>
         </w:rPr>
@@ -282,7 +283,7 @@
       </w:r>
       <w:r>
         <w:rPr>
-          <w:rFonts w:asciiTheme="majorBidi" w:hAnsiTheme="majorBidi" w:cstheme="majorBidi"/>
+          <w:rFonts w:ascii="Times New Roman" w:hAnsi="Times New Roman" w:cs="Times New Roman"/>
           <w:sz w:val="22"/>
           <w:szCs w:val="22"/>
         </w:rPr>
@@ -290,7 +291,7 @@
       </w:r>
       <w:r>
         <w:rPr>
-          <w:rFonts w:asciiTheme="majorBidi" w:hAnsiTheme="majorBidi" w:cstheme="majorBidi"/>
+          <w:rFonts w:ascii="Times New Roman" w:hAnsi="Times New Roman" w:cs="Times New Roman"/>
           <w:sz w:val="22"/>
           <w:szCs w:val="22"/>
         </w:rPr>
@@ -298,7 +299,7 @@
       </w:r>
       <w:r>
         <w:rPr>
-          <w:rFonts w:asciiTheme="majorBidi" w:hAnsiTheme="majorBidi" w:cstheme="majorBidi"/>
+          <w:rFonts w:ascii="Times New Roman" w:hAnsi="Times New Roman" w:cs="Times New Roman"/>
           <w:sz w:val="22"/>
           <w:szCs w:val="22"/>
         </w:rPr>
@@ -306,7 +307,7 @@
       </w:r>
       <w:r>
         <w:rPr>
-          <w:rFonts w:asciiTheme="majorBidi" w:hAnsiTheme="majorBidi" w:cstheme="majorBidi"/>
+          <w:rFonts w:ascii="Times New Roman" w:hAnsi="Times New Roman" w:cs="Times New Roman"/>
           <w:sz w:val="22"/>
           <w:szCs w:val="22"/>
         </w:rPr>
@@ -314,7 +315,7 @@
       </w:r>
       <w:r>
         <w:rPr>
-          <w:rFonts w:asciiTheme="majorBidi" w:hAnsiTheme="majorBidi" w:cstheme="majorBidi"/>
+          <w:rFonts w:ascii="Times New Roman" w:hAnsi="Times New Roman" w:cs="Times New Roman"/>
           <w:sz w:val="22"/>
           <w:szCs w:val="22"/>
         </w:rPr>
@@ -322,7 +323,7 @@
       </w:r>
       <w:r>
         <w:rPr>
-          <w:rFonts w:asciiTheme="majorBidi" w:hAnsiTheme="majorBidi" w:cstheme="majorBidi"/>
+          <w:rFonts w:ascii="Times New Roman" w:hAnsi="Times New Roman" w:cs="Times New Roman"/>
           <w:sz w:val="22"/>
           <w:szCs w:val="22"/>
         </w:rPr>
@@ -330,7 +331,7 @@
       </w:r>
       <w:r>
         <w:rPr>
-          <w:rFonts w:asciiTheme="majorBidi" w:hAnsiTheme="majorBidi" w:cstheme="majorBidi"/>
+          <w:rFonts w:ascii="Times New Roman" w:hAnsi="Times New Roman" w:cs="Times New Roman"/>
           <w:sz w:val="22"/>
           <w:szCs w:val="22"/>
         </w:rPr>
@@ -338,7 +339,7 @@
       </w:r>
       <w:r>
         <w:rPr>
-          <w:rFonts w:asciiTheme="majorBidi" w:hAnsiTheme="majorBidi" w:cstheme="majorBidi"/>
+          <w:rFonts w:ascii="Times New Roman" w:hAnsi="Times New Roman" w:cs="Times New Roman"/>
           <w:sz w:val="22"/>
           <w:szCs w:val="22"/>
         </w:rPr>
@@ -346,7 +347,7 @@
       </w:r>
       <w:r>
         <w:rPr>
-          <w:rFonts w:asciiTheme="majorBidi" w:hAnsiTheme="majorBidi" w:cstheme="majorBidi"/>
+          <w:rFonts w:ascii="Times New Roman" w:hAnsi="Times New Roman" w:cs="Times New Roman"/>
           <w:sz w:val="22"/>
           <w:szCs w:val="22"/>
         </w:rPr>
@@ -354,7 +355,7 @@
       </w:r>
       <w:r>
         <w:rPr>
-          <w:rFonts w:asciiTheme="majorBidi" w:hAnsiTheme="majorBidi" w:cstheme="majorBidi"/>
+          <w:rFonts w:ascii="Times New Roman" w:hAnsi="Times New Roman" w:cs="Times New Roman"/>
           <w:sz w:val="22"/>
           <w:szCs w:val="22"/>
         </w:rPr>
@@ -362,7 +363,7 @@
       </w:r>
       <w:r>
         <w:rPr>
-          <w:rFonts w:asciiTheme="majorBidi" w:hAnsiTheme="majorBidi" w:cstheme="majorBidi"/>
+          <w:rFonts w:ascii="Times New Roman" w:hAnsi="Times New Roman" w:cs="Times New Roman"/>
           <w:sz w:val="22"/>
           <w:szCs w:val="22"/>
         </w:rPr>
@@ -370,7 +371,7 @@
       </w:r>
       <w:r>
         <w:rPr>
-          <w:rFonts w:asciiTheme="majorBidi" w:hAnsiTheme="majorBidi" w:cstheme="majorBidi"/>
+          <w:rFonts w:ascii="Times New Roman" w:hAnsi="Times New Roman" w:cs="Times New Roman"/>
           <w:sz w:val="22"/>
           <w:szCs w:val="22"/>
         </w:rPr>
@@ -378,7 +379,7 @@
       </w:r>
       <w:r>
         <w:rPr>
-          <w:rFonts w:asciiTheme="majorBidi" w:hAnsiTheme="majorBidi" w:cstheme="majorBidi"/>
+          <w:rFonts w:ascii="Times New Roman" w:hAnsi="Times New Roman" w:cs="Times New Roman"/>
           <w:sz w:val="22"/>
           <w:szCs w:val="22"/>
         </w:rPr>
@@ -386,7 +387,7 @@
       </w:r>
       <w:r>
         <w:rPr>
-          <w:rFonts w:asciiTheme="majorBidi" w:hAnsiTheme="majorBidi" w:cstheme="majorBidi"/>
+          <w:rFonts w:ascii="Times New Roman" w:hAnsi="Times New Roman" w:cs="Times New Roman"/>
           <w:sz w:val="22"/>
           <w:szCs w:val="22"/>
         </w:rPr>
@@ -394,7 +395,7 @@
       </w:r>
       <w:r>
         <w:rPr>
-          <w:rFonts w:asciiTheme="majorBidi" w:hAnsiTheme="majorBidi" w:cstheme="majorBidi"/>
+          <w:rFonts w:ascii="Times New Roman" w:hAnsi="Times New Roman" w:cs="Times New Roman"/>
           <w:sz w:val="22"/>
           <w:szCs w:val="22"/>
         </w:rPr>
@@ -402,7 +403,7 @@
       </w:r>
       <w:r>
         <w:rPr>
-          <w:rFonts w:asciiTheme="majorBidi" w:hAnsiTheme="majorBidi" w:cstheme="majorBidi"/>
+          <w:rFonts w:ascii="Times New Roman" w:hAnsi="Times New Roman" w:cs="Times New Roman"/>
           <w:sz w:val="22"/>
           <w:szCs w:val="22"/>
         </w:rPr>
@@ -410,7 +411,7 @@
       </w:r>
       <w:r>
         <w:rPr>
-          <w:rFonts w:asciiTheme="majorBidi" w:hAnsiTheme="majorBidi" w:cstheme="majorBidi"/>
+          <w:rFonts w:ascii="Times New Roman" w:hAnsi="Times New Roman" w:cs="Times New Roman"/>
           <w:sz w:val="22"/>
           <w:szCs w:val="22"/>
         </w:rPr>
@@ -422,7 +423,7 @@
         <w:spacing w:after="0" w:line="240" w:lineRule="auto"/>
         <w:jc w:val="both"/>
         <w:rPr>
-          <w:rFonts w:asciiTheme="majorBidi" w:hAnsiTheme="majorBidi" w:cstheme="majorBidi"/>
+          <w:rFonts w:ascii="Times New Roman" w:hAnsi="Times New Roman" w:cs="Times New Roman"/>
           <w:sz w:val="22"/>
           <w:szCs w:val="22"/>
         </w:rPr>
@@ -433,14 +434,14 @@
         <w:spacing w:after="0" w:line="240" w:lineRule="auto"/>
         <w:jc w:val="both"/>
         <w:rPr>
-          <w:rFonts w:asciiTheme="majorBidi" w:hAnsiTheme="majorBidi" w:cstheme="majorBidi"/>
-          <w:sz w:val="22"/>
-          <w:szCs w:val="22"/>
-        </w:rPr>
-      </w:pPr>
-      <w:r>
-        <w:rPr>
-          <w:rFonts w:asciiTheme="majorBidi" w:hAnsiTheme="majorBidi" w:cstheme="majorBidi"/>
+          <w:rFonts w:ascii="Times New Roman" w:hAnsi="Times New Roman" w:cs="Times New Roman"/>
+          <w:sz w:val="22"/>
+          <w:szCs w:val="22"/>
+        </w:rPr>
+      </w:pPr>
+      <w:r>
+        <w:rPr>
+          <w:rFonts w:ascii="Times New Roman" w:hAnsi="Times New Roman" w:cs="Times New Roman"/>
           <w:sz w:val="22"/>
           <w:szCs w:val="22"/>
         </w:rPr>
@@ -449,7 +450,7 @@
       <w:proofErr w:type="spellStart"/>
       <w:r>
         <w:rPr>
-          <w:rFonts w:asciiTheme="majorBidi" w:hAnsiTheme="majorBidi" w:cstheme="majorBidi"/>
+          <w:rFonts w:ascii="Times New Roman" w:hAnsi="Times New Roman" w:cs="Times New Roman"/>
           <w:sz w:val="22"/>
           <w:szCs w:val="22"/>
         </w:rPr>
@@ -458,7 +459,7 @@
       <w:proofErr w:type="spellEnd"/>
       <w:r>
         <w:rPr>
-          <w:rFonts w:asciiTheme="majorBidi" w:hAnsiTheme="majorBidi" w:cstheme="majorBidi"/>
+          <w:rFonts w:ascii="Times New Roman" w:hAnsi="Times New Roman" w:cs="Times New Roman"/>
           <w:sz w:val="22"/>
           <w:szCs w:val="22"/>
         </w:rPr>
@@ -466,7 +467,7 @@
       </w:r>
       <w:r>
         <w:rPr>
-          <w:rFonts w:asciiTheme="majorBidi" w:hAnsiTheme="majorBidi" w:cstheme="majorBidi"/>
+          <w:rFonts w:ascii="Times New Roman" w:hAnsi="Times New Roman" w:cs="Times New Roman"/>
           <w:sz w:val="22"/>
           <w:szCs w:val="22"/>
         </w:rPr>
@@ -474,7 +475,7 @@
       </w:r>
       <w:r>
         <w:rPr>
-          <w:rFonts w:asciiTheme="majorBidi" w:hAnsiTheme="majorBidi" w:cstheme="majorBidi"/>
+          <w:rFonts w:ascii="Times New Roman" w:hAnsi="Times New Roman" w:cs="Times New Roman"/>
           <w:sz w:val="22"/>
           <w:szCs w:val="22"/>
         </w:rPr>
@@ -483,7 +484,7 @@
       <w:proofErr w:type="spellStart"/>
       <w:r>
         <w:rPr>
-          <w:rFonts w:asciiTheme="majorBidi" w:hAnsiTheme="majorBidi" w:cstheme="majorBidi"/>
+          <w:rFonts w:ascii="Times New Roman" w:hAnsi="Times New Roman" w:cs="Times New Roman"/>
           <w:sz w:val="22"/>
           <w:szCs w:val="22"/>
         </w:rPr>
@@ -492,7 +493,7 @@
       <w:proofErr w:type="spellEnd"/>
       <w:r>
         <w:rPr>
-          <w:rFonts w:asciiTheme="majorBidi" w:hAnsiTheme="majorBidi" w:cstheme="majorBidi"/>
+          <w:rFonts w:ascii="Times New Roman" w:hAnsi="Times New Roman" w:cs="Times New Roman"/>
           <w:sz w:val="22"/>
           <w:szCs w:val="22"/>
         </w:rPr>
@@ -504,7 +505,7 @@
         <w:spacing w:after="0" w:line="240" w:lineRule="auto"/>
         <w:jc w:val="both"/>
         <w:rPr>
-          <w:rFonts w:asciiTheme="majorBidi" w:hAnsiTheme="majorBidi" w:cstheme="majorBidi"/>
+          <w:rFonts w:ascii="Times New Roman" w:hAnsi="Times New Roman" w:cs="Times New Roman"/>
           <w:sz w:val="22"/>
           <w:szCs w:val="22"/>
         </w:rPr>
@@ -515,14 +516,14 @@
         <w:spacing w:after="0" w:line="240" w:lineRule="auto"/>
         <w:jc w:val="both"/>
         <w:rPr>
-          <w:rFonts w:asciiTheme="majorBidi" w:hAnsiTheme="majorBidi" w:cstheme="majorBidi"/>
-          <w:sz w:val="22"/>
-          <w:szCs w:val="22"/>
-        </w:rPr>
-      </w:pPr>
-      <w:r>
-        <w:rPr>
-          <w:rFonts w:asciiTheme="majorBidi" w:hAnsiTheme="majorBidi" w:cstheme="majorBidi"/>
+          <w:rFonts w:ascii="Times New Roman" w:hAnsi="Times New Roman" w:cs="Times New Roman"/>
+          <w:sz w:val="22"/>
+          <w:szCs w:val="22"/>
+        </w:rPr>
+      </w:pPr>
+      <w:r>
+        <w:rPr>
+          <w:rFonts w:ascii="Times New Roman" w:hAnsi="Times New Roman" w:cs="Times New Roman"/>
           <w:sz w:val="22"/>
           <w:szCs w:val="22"/>
         </w:rPr>
@@ -534,7 +535,7 @@
         <w:spacing w:after="0" w:line="240" w:lineRule="auto"/>
         <w:jc w:val="both"/>
         <w:rPr>
-          <w:rFonts w:asciiTheme="majorBidi" w:hAnsiTheme="majorBidi" w:cstheme="majorBidi"/>
+          <w:rFonts w:ascii="Times New Roman" w:hAnsi="Times New Roman" w:cs="Times New Roman"/>
           <w:sz w:val="22"/>
           <w:szCs w:val="22"/>
         </w:rPr>
@@ -545,23 +546,89 @@
         <w:spacing w:after="0" w:line="240" w:lineRule="auto"/>
         <w:jc w:val="both"/>
         <w:rPr>
-          <w:rFonts w:asciiTheme="majorBidi" w:hAnsiTheme="majorBidi" w:cstheme="majorBidi"/>
-          <w:sz w:val="22"/>
-          <w:szCs w:val="22"/>
-        </w:rPr>
-      </w:pPr>
-      <w:r>
-        <w:rPr>
-          <w:rFonts w:asciiTheme="majorBidi" w:hAnsiTheme="majorBidi" w:cstheme="majorBidi"/>
-          <w:sz w:val="22"/>
-          <w:szCs w:val="22"/>
-        </w:rPr>
-        <w:t>Whether it was an inspiring story, a thought-provoking and original chiddush, or an intricate mathematical gematria, it was always something that enriched my Shabbos, deepened my appreciation of that week's parshah, and, by extension, enhanced my family's as well. I may not always have told him so, but many of Uncle Leslie's "</w:t>
+          <w:rFonts w:ascii="Times New Roman" w:hAnsi="Times New Roman" w:cs="Times New Roman"/>
+          <w:sz w:val="22"/>
+          <w:szCs w:val="22"/>
+        </w:rPr>
+      </w:pPr>
+      <w:r>
+        <w:rPr>
+          <w:rFonts w:ascii="Times New Roman" w:hAnsi="Times New Roman" w:cs="Times New Roman"/>
+          <w:sz w:val="22"/>
+          <w:szCs w:val="22"/>
+        </w:rPr>
+        <w:t>Whether it was an inspiring story, a thought-provoking and original chiddush, or an intricate mathematical gematria, it was always something that enriched my Shabbos, deepened my appreciation of that week</w:t>
+      </w:r>
+      <w:r>
+        <w:rPr>
+          <w:rFonts w:ascii="Times New Roman" w:hAnsi="Times New Roman" w:cs="Times New Roman"/>
+          <w:sz w:val="22"/>
+          <w:szCs w:val="22"/>
+        </w:rPr>
+        <w:t>’</w:t>
+      </w:r>
+      <w:r>
+        <w:rPr>
+          <w:rFonts w:ascii="Times New Roman" w:hAnsi="Times New Roman" w:cs="Times New Roman"/>
+          <w:sz w:val="22"/>
+          <w:szCs w:val="22"/>
+        </w:rPr>
+        <w:t xml:space="preserve">s </w:t>
       </w:r>
       <w:proofErr w:type="spellStart"/>
       <w:r>
         <w:rPr>
-          <w:rFonts w:asciiTheme="majorBidi" w:hAnsiTheme="majorBidi" w:cstheme="majorBidi"/>
+          <w:rFonts w:ascii="Times New Roman" w:hAnsi="Times New Roman" w:cs="Times New Roman"/>
+          <w:sz w:val="22"/>
+          <w:szCs w:val="22"/>
+        </w:rPr>
+        <w:t>parshah</w:t>
+      </w:r>
+      <w:proofErr w:type="spellEnd"/>
+      <w:r>
+        <w:rPr>
+          <w:rFonts w:ascii="Times New Roman" w:hAnsi="Times New Roman" w:cs="Times New Roman"/>
+          <w:sz w:val="22"/>
+          <w:szCs w:val="22"/>
+        </w:rPr>
+        <w:t>, and, by extension, enhanced my family</w:t>
+      </w:r>
+      <w:r>
+        <w:rPr>
+          <w:rFonts w:ascii="Times New Roman" w:hAnsi="Times New Roman" w:cs="Times New Roman"/>
+          <w:sz w:val="22"/>
+          <w:szCs w:val="22"/>
+        </w:rPr>
+        <w:t>’</w:t>
+      </w:r>
+      <w:r>
+        <w:rPr>
+          <w:rFonts w:ascii="Times New Roman" w:hAnsi="Times New Roman" w:cs="Times New Roman"/>
+          <w:sz w:val="22"/>
+          <w:szCs w:val="22"/>
+        </w:rPr>
+        <w:t>s as well. I may not always have told him so, but many of Uncle Leslie</w:t>
+      </w:r>
+      <w:r>
+        <w:rPr>
+          <w:rFonts w:ascii="Times New Roman" w:hAnsi="Times New Roman" w:cs="Times New Roman"/>
+          <w:sz w:val="22"/>
+          <w:szCs w:val="22"/>
+        </w:rPr>
+        <w:t>’</w:t>
+      </w:r>
+      <w:r>
+        <w:rPr>
+          <w:rFonts w:ascii="Times New Roman" w:hAnsi="Times New Roman" w:cs="Times New Roman"/>
+          <w:sz w:val="22"/>
+          <w:szCs w:val="22"/>
+        </w:rPr>
+        <w:t>s "</w:t>
+      </w:r>
+      <w:proofErr w:type="spellStart"/>
+      <w:r>
+        <w:rPr>
+          <w:rFonts w:ascii="Times New Roman" w:hAnsi="Times New Roman" w:cs="Times New Roman"/>
           <w:sz w:val="22"/>
           <w:szCs w:val="22"/>
         </w:rPr>
@@ -570,7 +637,7 @@
       <w:proofErr w:type="spellEnd"/>
       <w:r>
         <w:rPr>
-          <w:rFonts w:asciiTheme="majorBidi" w:hAnsiTheme="majorBidi" w:cstheme="majorBidi"/>
+          <w:rFonts w:ascii="Times New Roman" w:hAnsi="Times New Roman" w:cs="Times New Roman"/>
           <w:sz w:val="22"/>
           <w:szCs w:val="22"/>
         </w:rPr>
@@ -579,7 +646,7 @@
       <w:proofErr w:type="spellStart"/>
       <w:r>
         <w:rPr>
-          <w:rFonts w:asciiTheme="majorBidi" w:hAnsiTheme="majorBidi" w:cstheme="majorBidi"/>
+          <w:rFonts w:ascii="Times New Roman" w:hAnsi="Times New Roman" w:cs="Times New Roman"/>
           <w:sz w:val="22"/>
           <w:szCs w:val="22"/>
         </w:rPr>
@@ -588,7 +655,7 @@
       <w:proofErr w:type="spellEnd"/>
       <w:r>
         <w:rPr>
-          <w:rFonts w:asciiTheme="majorBidi" w:hAnsiTheme="majorBidi" w:cstheme="majorBidi"/>
+          <w:rFonts w:ascii="Times New Roman" w:hAnsi="Times New Roman" w:cs="Times New Roman"/>
           <w:sz w:val="22"/>
           <w:szCs w:val="22"/>
         </w:rPr>
@@ -600,7 +667,7 @@
         <w:spacing w:after="0" w:line="240" w:lineRule="auto"/>
         <w:jc w:val="both"/>
         <w:rPr>
-          <w:rFonts w:asciiTheme="majorBidi" w:hAnsiTheme="majorBidi" w:cstheme="majorBidi"/>
+          <w:rFonts w:ascii="Times New Roman" w:hAnsi="Times New Roman" w:cs="Times New Roman"/>
           <w:sz w:val="22"/>
           <w:szCs w:val="22"/>
         </w:rPr>
@@ -611,14 +678,14 @@
         <w:spacing w:after="0" w:line="240" w:lineRule="auto"/>
         <w:jc w:val="both"/>
         <w:rPr>
-          <w:rFonts w:asciiTheme="majorBidi" w:hAnsiTheme="majorBidi" w:cstheme="majorBidi"/>
-          <w:sz w:val="22"/>
-          <w:szCs w:val="22"/>
-        </w:rPr>
-      </w:pPr>
-      <w:r>
-        <w:rPr>
-          <w:rFonts w:asciiTheme="majorBidi" w:hAnsiTheme="majorBidi" w:cstheme="majorBidi"/>
+          <w:rFonts w:ascii="Times New Roman" w:hAnsi="Times New Roman" w:cs="Times New Roman"/>
+          <w:sz w:val="22"/>
+          <w:szCs w:val="22"/>
+        </w:rPr>
+      </w:pPr>
+      <w:r>
+        <w:rPr>
+          <w:rFonts w:ascii="Times New Roman" w:hAnsi="Times New Roman" w:cs="Times New Roman"/>
           <w:sz w:val="22"/>
           <w:szCs w:val="22"/>
         </w:rPr>
@@ -627,7 +694,7 @@
       <w:proofErr w:type="spellStart"/>
       <w:r>
         <w:rPr>
-          <w:rFonts w:asciiTheme="majorBidi" w:hAnsiTheme="majorBidi" w:cstheme="majorBidi"/>
+          <w:rFonts w:ascii="Times New Roman" w:hAnsi="Times New Roman" w:cs="Times New Roman"/>
           <w:sz w:val="22"/>
           <w:szCs w:val="22"/>
         </w:rPr>
@@ -636,7 +703,7 @@
       <w:proofErr w:type="spellEnd"/>
       <w:r>
         <w:rPr>
-          <w:rFonts w:asciiTheme="majorBidi" w:hAnsiTheme="majorBidi" w:cstheme="majorBidi"/>
+          <w:rFonts w:ascii="Times New Roman" w:hAnsi="Times New Roman" w:cs="Times New Roman"/>
           <w:sz w:val="22"/>
           <w:szCs w:val="22"/>
         </w:rPr>
@@ -644,7 +711,7 @@
       </w:r>
       <w:r>
         <w:rPr>
-          <w:rFonts w:asciiTheme="majorBidi" w:hAnsiTheme="majorBidi" w:cstheme="majorBidi"/>
+          <w:rFonts w:ascii="Times New Roman" w:hAnsi="Times New Roman" w:cs="Times New Roman"/>
           <w:i/>
           <w:iCs/>
           <w:sz w:val="22"/>
@@ -655,7 +722,7 @@
       <w:proofErr w:type="spellStart"/>
       <w:r>
         <w:rPr>
-          <w:rFonts w:asciiTheme="majorBidi" w:hAnsiTheme="majorBidi" w:cstheme="majorBidi"/>
+          <w:rFonts w:ascii="Times New Roman" w:hAnsi="Times New Roman" w:cs="Times New Roman"/>
           <w:i/>
           <w:iCs/>
           <w:sz w:val="22"/>
@@ -666,7 +733,7 @@
       <w:proofErr w:type="spellEnd"/>
       <w:r>
         <w:rPr>
-          <w:rFonts w:asciiTheme="majorBidi" w:hAnsiTheme="majorBidi" w:cstheme="majorBidi"/>
+          <w:rFonts w:ascii="Times New Roman" w:hAnsi="Times New Roman" w:cs="Times New Roman"/>
           <w:sz w:val="22"/>
           <w:szCs w:val="22"/>
         </w:rPr>
@@ -674,7 +741,7 @@
       </w:r>
       <w:r>
         <w:rPr>
-          <w:rFonts w:asciiTheme="majorBidi" w:hAnsiTheme="majorBidi" w:cstheme="majorBidi"/>
+          <w:rFonts w:ascii="Times New Roman" w:hAnsi="Times New Roman" w:cs="Times New Roman"/>
           <w:sz w:val="22"/>
           <w:szCs w:val="22"/>
         </w:rPr>
@@ -682,7 +749,7 @@
       </w:r>
       <w:r>
         <w:rPr>
-          <w:rFonts w:asciiTheme="majorBidi" w:hAnsiTheme="majorBidi" w:cstheme="majorBidi"/>
+          <w:rFonts w:ascii="Times New Roman" w:hAnsi="Times New Roman" w:cs="Times New Roman"/>
           <w:sz w:val="22"/>
           <w:szCs w:val="22"/>
         </w:rPr>
@@ -690,7 +757,7 @@
       </w:r>
       <w:r>
         <w:rPr>
-          <w:rFonts w:asciiTheme="majorBidi" w:hAnsiTheme="majorBidi" w:cstheme="majorBidi"/>
+          <w:rFonts w:ascii="Times New Roman" w:hAnsi="Times New Roman" w:cs="Times New Roman"/>
           <w:sz w:val="22"/>
           <w:szCs w:val="22"/>
         </w:rPr>
@@ -699,7 +766,7 @@
       <w:proofErr w:type="spellStart"/>
       <w:r>
         <w:rPr>
-          <w:rFonts w:asciiTheme="majorBidi" w:hAnsiTheme="majorBidi" w:cstheme="majorBidi"/>
+          <w:rFonts w:ascii="Times New Roman" w:hAnsi="Times New Roman" w:cs="Times New Roman"/>
           <w:sz w:val="22"/>
           <w:szCs w:val="22"/>
         </w:rPr>
@@ -707,7 +774,7 @@
       </w:r>
       <w:r>
         <w:rPr>
-          <w:rFonts w:asciiTheme="majorBidi" w:hAnsiTheme="majorBidi" w:cstheme="majorBidi"/>
+          <w:rFonts w:ascii="Times New Roman" w:hAnsi="Times New Roman" w:cs="Times New Roman"/>
           <w:sz w:val="22"/>
           <w:szCs w:val="22"/>
         </w:rPr>
@@ -715,7 +782,7 @@
       </w:r>
       <w:r>
         <w:rPr>
-          <w:rFonts w:asciiTheme="majorBidi" w:hAnsiTheme="majorBidi" w:cstheme="majorBidi"/>
+          <w:rFonts w:ascii="Times New Roman" w:hAnsi="Times New Roman" w:cs="Times New Roman"/>
           <w:sz w:val="22"/>
           <w:szCs w:val="22"/>
         </w:rPr>
@@ -724,15 +791,31 @@
       <w:proofErr w:type="spellEnd"/>
       <w:r>
         <w:rPr>
-          <w:rFonts w:asciiTheme="majorBidi" w:hAnsiTheme="majorBidi" w:cstheme="majorBidi"/>
-          <w:sz w:val="22"/>
-          <w:szCs w:val="22"/>
-        </w:rPr>
-        <w:t xml:space="preserve"> and then flipped to this week’s parsha</w:t>
-      </w:r>
-      <w:r>
-        <w:rPr>
-          <w:rFonts w:asciiTheme="majorBidi" w:hAnsiTheme="majorBidi" w:cstheme="majorBidi"/>
+          <w:rFonts w:ascii="Times New Roman" w:hAnsi="Times New Roman" w:cs="Times New Roman"/>
+          <w:sz w:val="22"/>
+          <w:szCs w:val="22"/>
+        </w:rPr>
+        <w:t xml:space="preserve"> and then flipped to this week</w:t>
+      </w:r>
+      <w:r>
+        <w:rPr>
+          <w:rFonts w:ascii="Times New Roman" w:hAnsi="Times New Roman" w:cs="Times New Roman"/>
+          <w:sz w:val="22"/>
+          <w:szCs w:val="22"/>
+        </w:rPr>
+        <w:t>’</w:t>
+      </w:r>
+      <w:r>
+        <w:rPr>
+          <w:rFonts w:ascii="Times New Roman" w:hAnsi="Times New Roman" w:cs="Times New Roman"/>
+          <w:sz w:val="22"/>
+          <w:szCs w:val="22"/>
+        </w:rPr>
+        <w:t>s parsha</w:t>
+      </w:r>
+      <w:r>
+        <w:rPr>
+          <w:rFonts w:ascii="Times New Roman" w:hAnsi="Times New Roman" w:cs="Times New Roman"/>
           <w:sz w:val="22"/>
           <w:szCs w:val="22"/>
         </w:rPr>
@@ -741,7 +824,7 @@
       <w:proofErr w:type="spellStart"/>
       <w:r>
         <w:rPr>
-          <w:rFonts w:asciiTheme="majorBidi" w:hAnsiTheme="majorBidi" w:cstheme="majorBidi"/>
+          <w:rFonts w:ascii="Times New Roman" w:hAnsi="Times New Roman" w:cs="Times New Roman"/>
           <w:sz w:val="22"/>
           <w:szCs w:val="22"/>
         </w:rPr>
@@ -750,7 +833,7 @@
       <w:proofErr w:type="spellEnd"/>
       <w:r>
         <w:rPr>
-          <w:rFonts w:asciiTheme="majorBidi" w:hAnsiTheme="majorBidi" w:cstheme="majorBidi"/>
+          <w:rFonts w:ascii="Times New Roman" w:hAnsi="Times New Roman" w:cs="Times New Roman"/>
           <w:sz w:val="22"/>
           <w:szCs w:val="22"/>
         </w:rPr>
@@ -758,7 +841,7 @@
       </w:r>
       <w:r>
         <w:rPr>
-          <w:rFonts w:asciiTheme="majorBidi" w:hAnsiTheme="majorBidi" w:cstheme="majorBidi"/>
+          <w:rFonts w:ascii="Times New Roman" w:hAnsi="Times New Roman" w:cs="Times New Roman"/>
           <w:sz w:val="22"/>
           <w:szCs w:val="22"/>
         </w:rPr>
@@ -766,7 +849,7 @@
       </w:r>
       <w:r>
         <w:rPr>
-          <w:rFonts w:asciiTheme="majorBidi" w:hAnsiTheme="majorBidi" w:cstheme="majorBidi"/>
+          <w:rFonts w:ascii="Times New Roman" w:hAnsi="Times New Roman" w:cs="Times New Roman"/>
           <w:sz w:val="22"/>
           <w:szCs w:val="22"/>
         </w:rPr>
@@ -775,7 +858,7 @@
       <w:proofErr w:type="spellStart"/>
       <w:r>
         <w:rPr>
-          <w:rFonts w:asciiTheme="majorBidi" w:hAnsiTheme="majorBidi" w:cstheme="majorBidi"/>
+          <w:rFonts w:ascii="Times New Roman" w:hAnsi="Times New Roman" w:cs="Times New Roman"/>
           <w:sz w:val="22"/>
           <w:szCs w:val="22"/>
         </w:rPr>
@@ -784,7 +867,7 @@
       <w:proofErr w:type="spellEnd"/>
       <w:r>
         <w:rPr>
-          <w:rFonts w:asciiTheme="majorBidi" w:hAnsiTheme="majorBidi" w:cstheme="majorBidi"/>
+          <w:rFonts w:ascii="Times New Roman" w:hAnsi="Times New Roman" w:cs="Times New Roman"/>
           <w:sz w:val="22"/>
           <w:szCs w:val="22"/>
         </w:rPr>
@@ -792,7 +875,7 @@
       </w:r>
       <w:r>
         <w:rPr>
-          <w:rFonts w:asciiTheme="majorBidi" w:hAnsiTheme="majorBidi" w:cstheme="majorBidi"/>
+          <w:rFonts w:ascii="Times New Roman" w:hAnsi="Times New Roman" w:cs="Times New Roman"/>
           <w:sz w:val="22"/>
           <w:szCs w:val="22"/>
           <w:rtl/>
@@ -801,7 +884,7 @@
       </w:r>
       <w:r>
         <w:rPr>
-          <w:rFonts w:asciiTheme="majorBidi" w:hAnsiTheme="majorBidi" w:cstheme="majorBidi"/>
+          <w:rFonts w:ascii="Times New Roman" w:hAnsi="Times New Roman" w:cs="Times New Roman"/>
           <w:sz w:val="22"/>
           <w:szCs w:val="22"/>
         </w:rPr>
@@ -810,7 +893,7 @@
       <w:proofErr w:type="spellStart"/>
       <w:r>
         <w:rPr>
-          <w:rFonts w:asciiTheme="majorBidi" w:hAnsiTheme="majorBidi" w:cstheme="majorBidi"/>
+          <w:rFonts w:ascii="Times New Roman" w:hAnsi="Times New Roman" w:cs="Times New Roman"/>
           <w:sz w:val="22"/>
           <w:szCs w:val="22"/>
         </w:rPr>
@@ -819,7 +902,7 @@
       <w:proofErr w:type="spellEnd"/>
       <w:r>
         <w:rPr>
-          <w:rFonts w:asciiTheme="majorBidi" w:hAnsiTheme="majorBidi" w:cstheme="majorBidi"/>
+          <w:rFonts w:ascii="Times New Roman" w:hAnsi="Times New Roman" w:cs="Times New Roman"/>
           <w:sz w:val="22"/>
           <w:szCs w:val="22"/>
         </w:rPr>
@@ -828,7 +911,7 @@
       <w:proofErr w:type="spellStart"/>
       <w:r>
         <w:rPr>
-          <w:rFonts w:asciiTheme="majorBidi" w:hAnsiTheme="majorBidi" w:cstheme="majorBidi"/>
+          <w:rFonts w:ascii="Times New Roman" w:hAnsi="Times New Roman" w:cs="Times New Roman"/>
           <w:sz w:val="22"/>
           <w:szCs w:val="22"/>
         </w:rPr>
@@ -837,7 +920,7 @@
       <w:proofErr w:type="spellEnd"/>
       <w:r>
         <w:rPr>
-          <w:rFonts w:asciiTheme="majorBidi" w:hAnsiTheme="majorBidi" w:cstheme="majorBidi"/>
+          <w:rFonts w:ascii="Times New Roman" w:hAnsi="Times New Roman" w:cs="Times New Roman"/>
           <w:sz w:val="22"/>
           <w:szCs w:val="22"/>
         </w:rPr>
@@ -845,7 +928,7 @@
       </w:r>
       <w:r>
         <w:rPr>
-          <w:rFonts w:asciiTheme="majorBidi" w:hAnsiTheme="majorBidi" w:cstheme="majorBidi"/>
+          <w:rFonts w:ascii="Times New Roman" w:hAnsi="Times New Roman" w:cs="Times New Roman"/>
           <w:sz w:val="22"/>
           <w:szCs w:val="22"/>
         </w:rPr>
@@ -854,7 +937,7 @@
       <w:proofErr w:type="spellStart"/>
       <w:r>
         <w:rPr>
-          <w:rFonts w:asciiTheme="majorBidi" w:hAnsiTheme="majorBidi" w:cstheme="majorBidi"/>
+          <w:rFonts w:ascii="Times New Roman" w:hAnsi="Times New Roman" w:cs="Times New Roman"/>
           <w:sz w:val="22"/>
           <w:szCs w:val="22"/>
         </w:rPr>
@@ -863,7 +946,7 @@
       <w:proofErr w:type="spellEnd"/>
       <w:r>
         <w:rPr>
-          <w:rFonts w:asciiTheme="majorBidi" w:hAnsiTheme="majorBidi" w:cstheme="majorBidi"/>
+          <w:rFonts w:ascii="Times New Roman" w:hAnsi="Times New Roman" w:cs="Times New Roman"/>
           <w:sz w:val="22"/>
           <w:szCs w:val="22"/>
         </w:rPr>
@@ -871,7 +954,7 @@
       </w:r>
       <w:r>
         <w:rPr>
-          <w:rFonts w:asciiTheme="majorBidi" w:hAnsiTheme="majorBidi" w:cstheme="majorBidi"/>
+          <w:rFonts w:ascii="Times New Roman" w:hAnsi="Times New Roman" w:cs="Times New Roman"/>
           <w:sz w:val="22"/>
           <w:szCs w:val="22"/>
           <w:rtl/>
@@ -880,7 +963,7 @@
       </w:r>
       <w:r>
         <w:rPr>
-          <w:rFonts w:asciiTheme="majorBidi" w:hAnsiTheme="majorBidi" w:cstheme="majorBidi"/>
+          <w:rFonts w:ascii="Times New Roman" w:hAnsi="Times New Roman" w:cs="Times New Roman"/>
           <w:sz w:val="22"/>
           <w:szCs w:val="22"/>
         </w:rPr>
@@ -888,7 +971,7 @@
       </w:r>
       <w:r>
         <w:rPr>
-          <w:rFonts w:asciiTheme="majorBidi" w:hAnsiTheme="majorBidi" w:cstheme="majorBidi"/>
+          <w:rFonts w:ascii="Times New Roman" w:hAnsi="Times New Roman" w:cs="Times New Roman"/>
           <w:sz w:val="22"/>
           <w:szCs w:val="22"/>
         </w:rPr>
@@ -897,7 +980,7 @@
       <w:proofErr w:type="spellStart"/>
       <w:r>
         <w:rPr>
-          <w:rFonts w:asciiTheme="majorBidi" w:hAnsiTheme="majorBidi" w:cstheme="majorBidi"/>
+          <w:rFonts w:ascii="Times New Roman" w:hAnsi="Times New Roman" w:cs="Times New Roman"/>
           <w:sz w:val="22"/>
           <w:szCs w:val="22"/>
         </w:rPr>
@@ -906,7 +989,7 @@
       <w:proofErr w:type="spellEnd"/>
       <w:r>
         <w:rPr>
-          <w:rFonts w:asciiTheme="majorBidi" w:hAnsiTheme="majorBidi" w:cstheme="majorBidi"/>
+          <w:rFonts w:ascii="Times New Roman" w:hAnsi="Times New Roman" w:cs="Times New Roman"/>
           <w:sz w:val="22"/>
           <w:szCs w:val="22"/>
         </w:rPr>
@@ -914,7 +997,7 @@
       </w:r>
       <w:r>
         <w:rPr>
-          <w:rFonts w:asciiTheme="majorBidi" w:hAnsiTheme="majorBidi" w:cstheme="majorBidi"/>
+          <w:rFonts w:ascii="Times New Roman" w:hAnsi="Times New Roman" w:cs="Times New Roman"/>
           <w:sz w:val="22"/>
           <w:szCs w:val="22"/>
           <w:rtl/>
@@ -923,7 +1006,7 @@
       </w:r>
       <w:r>
         <w:rPr>
-          <w:rFonts w:asciiTheme="majorBidi" w:hAnsiTheme="majorBidi" w:cstheme="majorBidi"/>
+          <w:rFonts w:ascii="Times New Roman" w:hAnsi="Times New Roman" w:cs="Times New Roman"/>
           <w:sz w:val="22"/>
           <w:szCs w:val="22"/>
         </w:rPr>
@@ -935,7 +1018,7 @@
         <w:spacing w:after="0" w:line="240" w:lineRule="auto"/>
         <w:jc w:val="both"/>
         <w:rPr>
-          <w:rFonts w:asciiTheme="majorBidi" w:hAnsiTheme="majorBidi" w:cstheme="majorBidi"/>
+          <w:rFonts w:ascii="Times New Roman" w:hAnsi="Times New Roman" w:cs="Times New Roman"/>
           <w:sz w:val="22"/>
           <w:szCs w:val="22"/>
         </w:rPr>
@@ -946,14 +1029,14 @@
         <w:spacing w:after="0" w:line="240" w:lineRule="auto"/>
         <w:jc w:val="both"/>
         <w:rPr>
-          <w:rFonts w:asciiTheme="majorBidi" w:hAnsiTheme="majorBidi" w:cstheme="majorBidi"/>
-          <w:sz w:val="22"/>
-          <w:szCs w:val="22"/>
-        </w:rPr>
-      </w:pPr>
-      <w:r>
-        <w:rPr>
-          <w:rFonts w:asciiTheme="majorBidi" w:hAnsiTheme="majorBidi" w:cstheme="majorBidi"/>
+          <w:rFonts w:ascii="Times New Roman" w:hAnsi="Times New Roman" w:cs="Times New Roman"/>
+          <w:sz w:val="22"/>
+          <w:szCs w:val="22"/>
+        </w:rPr>
+      </w:pPr>
+      <w:r>
+        <w:rPr>
+          <w:rFonts w:ascii="Times New Roman" w:hAnsi="Times New Roman" w:cs="Times New Roman"/>
           <w:sz w:val="22"/>
           <w:szCs w:val="22"/>
         </w:rPr>
@@ -961,7 +1044,7 @@
       </w:r>
       <w:r>
         <w:rPr>
-          <w:rFonts w:asciiTheme="majorBidi" w:hAnsiTheme="majorBidi" w:cstheme="majorBidi"/>
+          <w:rFonts w:ascii="Times New Roman" w:hAnsi="Times New Roman" w:cs="Times New Roman"/>
           <w:sz w:val="22"/>
           <w:szCs w:val="22"/>
         </w:rPr>
@@ -969,7 +1052,7 @@
       </w:r>
       <w:r>
         <w:rPr>
-          <w:rFonts w:asciiTheme="majorBidi" w:hAnsiTheme="majorBidi" w:cstheme="majorBidi"/>
+          <w:rFonts w:ascii="Times New Roman" w:hAnsi="Times New Roman" w:cs="Times New Roman"/>
           <w:sz w:val="22"/>
           <w:szCs w:val="22"/>
         </w:rPr>
@@ -977,7 +1060,7 @@
       </w:r>
       <w:r>
         <w:rPr>
-          <w:rFonts w:asciiTheme="majorBidi" w:hAnsiTheme="majorBidi" w:cstheme="majorBidi"/>
+          <w:rFonts w:ascii="Times New Roman" w:hAnsi="Times New Roman" w:cs="Times New Roman"/>
           <w:sz w:val="22"/>
           <w:szCs w:val="22"/>
         </w:rPr>
@@ -985,7 +1068,7 @@
       </w:r>
       <w:r>
         <w:rPr>
-          <w:rFonts w:asciiTheme="majorBidi" w:hAnsiTheme="majorBidi" w:cstheme="majorBidi"/>
+          <w:rFonts w:ascii="Times New Roman" w:hAnsi="Times New Roman" w:cs="Times New Roman"/>
           <w:sz w:val="22"/>
           <w:szCs w:val="22"/>
           <w:rtl/>
@@ -994,7 +1077,7 @@
       </w:r>
       <w:r>
         <w:rPr>
-          <w:rFonts w:asciiTheme="majorBidi" w:hAnsiTheme="majorBidi" w:cstheme="majorBidi"/>
+          <w:rFonts w:ascii="Times New Roman" w:hAnsi="Times New Roman" w:cs="Times New Roman"/>
           <w:sz w:val="22"/>
           <w:szCs w:val="22"/>
         </w:rPr>
@@ -1002,7 +1085,7 @@
       </w:r>
       <w:r>
         <w:rPr>
-          <w:rFonts w:asciiTheme="majorBidi" w:hAnsiTheme="majorBidi" w:cstheme="majorBidi"/>
+          <w:rFonts w:ascii="Times New Roman" w:hAnsi="Times New Roman" w:cs="Times New Roman"/>
           <w:sz w:val="22"/>
           <w:szCs w:val="22"/>
         </w:rPr>
@@ -1010,7 +1093,7 @@
       </w:r>
       <w:r>
         <w:rPr>
-          <w:rFonts w:asciiTheme="majorBidi" w:hAnsiTheme="majorBidi" w:cstheme="majorBidi"/>
+          <w:rFonts w:ascii="Times New Roman" w:hAnsi="Times New Roman" w:cs="Times New Roman"/>
           <w:sz w:val="22"/>
           <w:szCs w:val="22"/>
         </w:rPr>
@@ -1018,7 +1101,7 @@
       </w:r>
       <w:r>
         <w:rPr>
-          <w:rFonts w:asciiTheme="majorBidi" w:hAnsiTheme="majorBidi" w:cstheme="majorBidi"/>
+          <w:rFonts w:ascii="Times New Roman" w:hAnsi="Times New Roman" w:cs="Times New Roman"/>
           <w:sz w:val="22"/>
           <w:szCs w:val="22"/>
           <w:rtl/>
@@ -1027,7 +1110,7 @@
       </w:r>
       <w:r>
         <w:rPr>
-          <w:rFonts w:asciiTheme="majorBidi" w:hAnsiTheme="majorBidi" w:cstheme="majorBidi"/>
+          <w:rFonts w:ascii="Times New Roman" w:hAnsi="Times New Roman" w:cs="Times New Roman"/>
           <w:sz w:val="22"/>
           <w:szCs w:val="22"/>
         </w:rPr>
@@ -1035,7 +1118,7 @@
       </w:r>
       <w:r>
         <w:rPr>
-          <w:rFonts w:asciiTheme="majorBidi" w:hAnsiTheme="majorBidi" w:cstheme="majorBidi"/>
+          <w:rFonts w:ascii="Times New Roman" w:hAnsi="Times New Roman" w:cs="Times New Roman"/>
           <w:sz w:val="22"/>
           <w:szCs w:val="22"/>
           <w:rtl/>
@@ -1044,7 +1127,7 @@
       </w:r>
       <w:r>
         <w:rPr>
-          <w:rFonts w:asciiTheme="majorBidi" w:hAnsiTheme="majorBidi" w:cstheme="majorBidi"/>
+          <w:rFonts w:ascii="Times New Roman" w:hAnsi="Times New Roman" w:cs="Times New Roman"/>
           <w:sz w:val="22"/>
           <w:szCs w:val="22"/>
         </w:rPr>
@@ -1052,7 +1135,7 @@
       </w:r>
       <w:r>
         <w:rPr>
-          <w:rFonts w:asciiTheme="majorBidi" w:hAnsiTheme="majorBidi" w:cstheme="majorBidi"/>
+          <w:rFonts w:ascii="Times New Roman" w:hAnsi="Times New Roman" w:cs="Times New Roman"/>
           <w:sz w:val="22"/>
           <w:szCs w:val="22"/>
           <w:rtl/>
@@ -1061,7 +1144,7 @@
       </w:r>
       <w:r>
         <w:rPr>
-          <w:rFonts w:asciiTheme="majorBidi" w:hAnsiTheme="majorBidi" w:cstheme="majorBidi"/>
+          <w:rFonts w:ascii="Times New Roman" w:hAnsi="Times New Roman" w:cs="Times New Roman"/>
           <w:sz w:val="22"/>
           <w:szCs w:val="22"/>
         </w:rPr>
@@ -1069,7 +1152,7 @@
       </w:r>
       <w:r>
         <w:rPr>
-          <w:rFonts w:asciiTheme="majorBidi" w:hAnsiTheme="majorBidi" w:cstheme="majorBidi"/>
+          <w:rFonts w:ascii="Times New Roman" w:hAnsi="Times New Roman" w:cs="Times New Roman"/>
           <w:sz w:val="22"/>
           <w:szCs w:val="22"/>
           <w:rtl/>
@@ -1078,7 +1161,7 @@
       </w:r>
       <w:r>
         <w:rPr>
-          <w:rFonts w:asciiTheme="majorBidi" w:hAnsiTheme="majorBidi" w:cstheme="majorBidi"/>
+          <w:rFonts w:ascii="Times New Roman" w:hAnsi="Times New Roman" w:cs="Times New Roman"/>
           <w:sz w:val="22"/>
           <w:szCs w:val="22"/>
         </w:rPr>
@@ -1086,7 +1169,7 @@
       </w:r>
       <w:r>
         <w:rPr>
-          <w:rFonts w:asciiTheme="majorBidi" w:hAnsiTheme="majorBidi" w:cstheme="majorBidi"/>
+          <w:rFonts w:ascii="Times New Roman" w:hAnsi="Times New Roman" w:cs="Times New Roman"/>
           <w:sz w:val="22"/>
           <w:szCs w:val="22"/>
         </w:rPr>
@@ -1094,7 +1177,7 @@
       </w:r>
       <w:r>
         <w:rPr>
-          <w:rFonts w:asciiTheme="majorBidi" w:hAnsiTheme="majorBidi" w:cstheme="majorBidi"/>
+          <w:rFonts w:ascii="Times New Roman" w:hAnsi="Times New Roman" w:cs="Times New Roman"/>
           <w:sz w:val="22"/>
           <w:szCs w:val="22"/>
         </w:rPr>
@@ -1102,7 +1185,7 @@
       </w:r>
       <w:r>
         <w:rPr>
-          <w:rFonts w:asciiTheme="majorBidi" w:hAnsiTheme="majorBidi" w:cstheme="majorBidi"/>
+          <w:rFonts w:ascii="Times New Roman" w:hAnsi="Times New Roman" w:cs="Times New Roman"/>
           <w:sz w:val="22"/>
           <w:szCs w:val="22"/>
           <w:rtl/>
@@ -1111,7 +1194,7 @@
       </w:r>
       <w:r>
         <w:rPr>
-          <w:rFonts w:asciiTheme="majorBidi" w:hAnsiTheme="majorBidi" w:cstheme="majorBidi"/>
+          <w:rFonts w:ascii="Times New Roman" w:hAnsi="Times New Roman" w:cs="Times New Roman"/>
           <w:sz w:val="22"/>
           <w:szCs w:val="22"/>
         </w:rPr>
@@ -1119,7 +1202,7 @@
       </w:r>
       <w:r>
         <w:rPr>
-          <w:rFonts w:asciiTheme="majorBidi" w:hAnsiTheme="majorBidi" w:cstheme="majorBidi"/>
+          <w:rFonts w:ascii="Times New Roman" w:hAnsi="Times New Roman" w:cs="Times New Roman"/>
           <w:sz w:val="22"/>
           <w:szCs w:val="22"/>
         </w:rPr>
@@ -1127,7 +1210,7 @@
       </w:r>
       <w:r>
         <w:rPr>
-          <w:rFonts w:asciiTheme="majorBidi" w:hAnsiTheme="majorBidi" w:cstheme="majorBidi"/>
+          <w:rFonts w:ascii="Times New Roman" w:hAnsi="Times New Roman" w:cs="Times New Roman"/>
           <w:sz w:val="22"/>
           <w:szCs w:val="22"/>
         </w:rPr>
@@ -1135,7 +1218,7 @@
       </w:r>
       <w:r>
         <w:rPr>
-          <w:rFonts w:asciiTheme="majorBidi" w:hAnsiTheme="majorBidi" w:cstheme="majorBidi"/>
+          <w:rFonts w:ascii="Times New Roman" w:hAnsi="Times New Roman" w:cs="Times New Roman"/>
           <w:sz w:val="22"/>
           <w:szCs w:val="22"/>
           <w:rtl/>
@@ -1144,7 +1227,7 @@
       </w:r>
       <w:r>
         <w:rPr>
-          <w:rFonts w:asciiTheme="majorBidi" w:hAnsiTheme="majorBidi" w:cstheme="majorBidi"/>
+          <w:rFonts w:ascii="Times New Roman" w:hAnsi="Times New Roman" w:cs="Times New Roman"/>
           <w:sz w:val="22"/>
           <w:szCs w:val="22"/>
         </w:rPr>
@@ -1152,7 +1235,7 @@
       </w:r>
       <w:r>
         <w:rPr>
-          <w:rFonts w:asciiTheme="majorBidi" w:hAnsiTheme="majorBidi" w:cstheme="majorBidi"/>
+          <w:rFonts w:ascii="Times New Roman" w:hAnsi="Times New Roman" w:cs="Times New Roman"/>
           <w:sz w:val="22"/>
           <w:szCs w:val="22"/>
         </w:rPr>
@@ -1160,7 +1243,7 @@
       </w:r>
       <w:r>
         <w:rPr>
-          <w:rFonts w:asciiTheme="majorBidi" w:hAnsiTheme="majorBidi" w:cstheme="majorBidi"/>
+          <w:rFonts w:ascii="Times New Roman" w:hAnsi="Times New Roman" w:cs="Times New Roman"/>
           <w:sz w:val="22"/>
           <w:szCs w:val="22"/>
         </w:rPr>
@@ -1169,7 +1252,7 @@
       <w:proofErr w:type="spellStart"/>
       <w:r>
         <w:rPr>
-          <w:rFonts w:asciiTheme="majorBidi" w:hAnsiTheme="majorBidi" w:cstheme="majorBidi"/>
+          <w:rFonts w:ascii="Times New Roman" w:hAnsi="Times New Roman" w:cs="Times New Roman"/>
           <w:sz w:val="22"/>
           <w:szCs w:val="22"/>
         </w:rPr>
@@ -1178,7 +1261,7 @@
       <w:proofErr w:type="spellEnd"/>
       <w:r>
         <w:rPr>
-          <w:rFonts w:asciiTheme="majorBidi" w:hAnsiTheme="majorBidi" w:cstheme="majorBidi"/>
+          <w:rFonts w:ascii="Times New Roman" w:hAnsi="Times New Roman" w:cs="Times New Roman"/>
           <w:sz w:val="22"/>
           <w:szCs w:val="22"/>
         </w:rPr>
@@ -1186,7 +1269,7 @@
       </w:r>
       <w:r>
         <w:rPr>
-          <w:rFonts w:asciiTheme="majorBidi" w:hAnsiTheme="majorBidi" w:cstheme="majorBidi"/>
+          <w:rFonts w:ascii="Times New Roman" w:hAnsi="Times New Roman" w:cs="Times New Roman"/>
           <w:sz w:val="22"/>
           <w:szCs w:val="22"/>
         </w:rPr>
@@ -1194,7 +1277,7 @@
       </w:r>
       <w:r>
         <w:rPr>
-          <w:rFonts w:asciiTheme="majorBidi" w:hAnsiTheme="majorBidi" w:cstheme="majorBidi"/>
+          <w:rFonts w:ascii="Times New Roman" w:hAnsi="Times New Roman" w:cs="Times New Roman"/>
           <w:sz w:val="22"/>
           <w:szCs w:val="22"/>
         </w:rPr>
@@ -1202,7 +1285,7 @@
       </w:r>
       <w:r>
         <w:rPr>
-          <w:rFonts w:asciiTheme="majorBidi" w:hAnsiTheme="majorBidi" w:cstheme="majorBidi"/>
+          <w:rFonts w:ascii="Times New Roman" w:hAnsi="Times New Roman" w:cs="Times New Roman"/>
           <w:sz w:val="22"/>
           <w:szCs w:val="22"/>
         </w:rPr>
@@ -1210,7 +1293,7 @@
       </w:r>
       <w:r>
         <w:rPr>
-          <w:rFonts w:asciiTheme="majorBidi" w:hAnsiTheme="majorBidi" w:cstheme="majorBidi"/>
+          <w:rFonts w:ascii="Times New Roman" w:hAnsi="Times New Roman" w:cs="Times New Roman"/>
           <w:sz w:val="22"/>
           <w:szCs w:val="22"/>
         </w:rPr>
@@ -1218,7 +1301,7 @@
       </w:r>
       <w:r>
         <w:rPr>
-          <w:rFonts w:asciiTheme="majorBidi" w:hAnsiTheme="majorBidi" w:cstheme="majorBidi"/>
+          <w:rFonts w:ascii="Times New Roman" w:hAnsi="Times New Roman" w:cs="Times New Roman"/>
           <w:sz w:val="22"/>
           <w:szCs w:val="22"/>
         </w:rPr>
@@ -1226,7 +1309,7 @@
       </w:r>
       <w:r>
         <w:rPr>
-          <w:rFonts w:asciiTheme="majorBidi" w:hAnsiTheme="majorBidi" w:cstheme="majorBidi"/>
+          <w:rFonts w:ascii="Times New Roman" w:hAnsi="Times New Roman" w:cs="Times New Roman"/>
           <w:sz w:val="22"/>
           <w:szCs w:val="22"/>
         </w:rPr>
@@ -1234,7 +1317,7 @@
       </w:r>
       <w:r>
         <w:rPr>
-          <w:rFonts w:asciiTheme="majorBidi" w:hAnsiTheme="majorBidi" w:cstheme="majorBidi"/>
+          <w:rFonts w:ascii="Times New Roman" w:hAnsi="Times New Roman" w:cs="Times New Roman"/>
           <w:sz w:val="22"/>
           <w:szCs w:val="22"/>
         </w:rPr>
@@ -1242,7 +1325,7 @@
       </w:r>
       <w:r>
         <w:rPr>
-          <w:rFonts w:asciiTheme="majorBidi" w:hAnsiTheme="majorBidi" w:cstheme="majorBidi"/>
+          <w:rFonts w:ascii="Times New Roman" w:hAnsi="Times New Roman" w:cs="Times New Roman"/>
           <w:sz w:val="22"/>
           <w:szCs w:val="22"/>
         </w:rPr>
@@ -1250,7 +1333,7 @@
       </w:r>
       <w:r>
         <w:rPr>
-          <w:rFonts w:asciiTheme="majorBidi" w:hAnsiTheme="majorBidi" w:cstheme="majorBidi"/>
+          <w:rFonts w:ascii="Times New Roman" w:hAnsi="Times New Roman" w:cs="Times New Roman"/>
           <w:sz w:val="22"/>
           <w:szCs w:val="22"/>
         </w:rPr>
@@ -1259,7 +1342,7 @@
       <w:proofErr w:type="spellStart"/>
       <w:r>
         <w:rPr>
-          <w:rFonts w:asciiTheme="majorBidi" w:hAnsiTheme="majorBidi" w:cstheme="majorBidi"/>
+          <w:rFonts w:ascii="Times New Roman" w:hAnsi="Times New Roman" w:cs="Times New Roman"/>
           <w:sz w:val="22"/>
           <w:szCs w:val="22"/>
         </w:rPr>
@@ -1268,7 +1351,7 @@
       <w:proofErr w:type="spellEnd"/>
       <w:r>
         <w:rPr>
-          <w:rFonts w:asciiTheme="majorBidi" w:hAnsiTheme="majorBidi" w:cstheme="majorBidi"/>
+          <w:rFonts w:ascii="Times New Roman" w:hAnsi="Times New Roman" w:cs="Times New Roman"/>
           <w:sz w:val="22"/>
           <w:szCs w:val="22"/>
         </w:rPr>
@@ -1280,7 +1363,7 @@
         <w:spacing w:after="0" w:line="240" w:lineRule="auto"/>
         <w:jc w:val="both"/>
         <w:rPr>
-          <w:rFonts w:asciiTheme="majorBidi" w:hAnsiTheme="majorBidi" w:cstheme="majorBidi"/>
+          <w:rFonts w:ascii="Times New Roman" w:hAnsi="Times New Roman" w:cs="Times New Roman"/>
           <w:i/>
           <w:iCs/>
           <w:sz w:val="22"/>
@@ -1293,14 +1376,14 @@
         <w:spacing w:after="0" w:line="240" w:lineRule="auto"/>
         <w:jc w:val="both"/>
         <w:rPr>
-          <w:rFonts w:asciiTheme="majorBidi" w:hAnsiTheme="majorBidi" w:cstheme="majorBidi"/>
-          <w:sz w:val="22"/>
-          <w:szCs w:val="22"/>
-        </w:rPr>
-      </w:pPr>
-      <w:r>
-        <w:rPr>
-          <w:rFonts w:asciiTheme="majorBidi" w:hAnsiTheme="majorBidi" w:cstheme="majorBidi"/>
+          <w:rFonts w:ascii="Times New Roman" w:hAnsi="Times New Roman" w:cs="Times New Roman"/>
+          <w:sz w:val="22"/>
+          <w:szCs w:val="22"/>
+        </w:rPr>
+      </w:pPr>
+      <w:r>
+        <w:rPr>
+          <w:rFonts w:ascii="Times New Roman" w:hAnsi="Times New Roman" w:cs="Times New Roman"/>
           <w:sz w:val="22"/>
           <w:szCs w:val="22"/>
         </w:rPr>
@@ -1308,7 +1391,7 @@
       </w:r>
       <w:r>
         <w:rPr>
-          <w:rFonts w:asciiTheme="majorBidi" w:hAnsiTheme="majorBidi" w:cstheme="majorBidi"/>
+          <w:rFonts w:ascii="Times New Roman" w:hAnsi="Times New Roman" w:cs="Times New Roman"/>
           <w:sz w:val="22"/>
           <w:szCs w:val="22"/>
         </w:rPr>
@@ -1316,7 +1399,7 @@
       </w:r>
       <w:r>
         <w:rPr>
-          <w:rFonts w:asciiTheme="majorBidi" w:hAnsiTheme="majorBidi" w:cstheme="majorBidi"/>
+          <w:rFonts w:ascii="Times New Roman" w:hAnsi="Times New Roman" w:cs="Times New Roman"/>
           <w:sz w:val="22"/>
           <w:szCs w:val="22"/>
         </w:rPr>
@@ -1324,7 +1407,7 @@
       </w:r>
       <w:r>
         <w:rPr>
-          <w:rFonts w:asciiTheme="majorBidi" w:hAnsiTheme="majorBidi" w:cstheme="majorBidi"/>
+          <w:rFonts w:ascii="Times New Roman" w:hAnsi="Times New Roman" w:cs="Times New Roman"/>
           <w:sz w:val="22"/>
           <w:szCs w:val="22"/>
           <w:rtl/>
@@ -1333,7 +1416,7 @@
       </w:r>
       <w:r>
         <w:rPr>
-          <w:rFonts w:asciiTheme="majorBidi" w:hAnsiTheme="majorBidi" w:cstheme="majorBidi"/>
+          <w:rFonts w:ascii="Times New Roman" w:hAnsi="Times New Roman" w:cs="Times New Roman"/>
           <w:sz w:val="22"/>
           <w:szCs w:val="22"/>
         </w:rPr>
@@ -1341,7 +1424,7 @@
       </w:r>
       <w:r>
         <w:rPr>
-          <w:rFonts w:asciiTheme="majorBidi" w:hAnsiTheme="majorBidi" w:cstheme="majorBidi"/>
+          <w:rFonts w:ascii="Times New Roman" w:hAnsi="Times New Roman" w:cs="Times New Roman"/>
           <w:sz w:val="22"/>
           <w:szCs w:val="22"/>
           <w:rtl/>
@@ -1350,7 +1433,7 @@
       </w:r>
       <w:r>
         <w:rPr>
-          <w:rFonts w:asciiTheme="majorBidi" w:hAnsiTheme="majorBidi" w:cstheme="majorBidi"/>
+          <w:rFonts w:ascii="Times New Roman" w:hAnsi="Times New Roman" w:cs="Times New Roman"/>
           <w:sz w:val="22"/>
           <w:szCs w:val="22"/>
         </w:rPr>
@@ -1358,7 +1441,7 @@
       </w:r>
       <w:r>
         <w:rPr>
-          <w:rFonts w:asciiTheme="majorBidi" w:hAnsiTheme="majorBidi" w:cstheme="majorBidi"/>
+          <w:rFonts w:ascii="Times New Roman" w:hAnsi="Times New Roman" w:cs="Times New Roman"/>
           <w:sz w:val="22"/>
           <w:szCs w:val="22"/>
         </w:rPr>
@@ -1366,7 +1449,7 @@
       </w:r>
       <w:r>
         <w:rPr>
-          <w:rFonts w:asciiTheme="majorBidi" w:hAnsiTheme="majorBidi" w:cstheme="majorBidi"/>
+          <w:rFonts w:ascii="Times New Roman" w:hAnsi="Times New Roman" w:cs="Times New Roman"/>
           <w:sz w:val="22"/>
           <w:szCs w:val="22"/>
         </w:rPr>
@@ -1374,7 +1457,7 @@
       </w:r>
       <w:r>
         <w:rPr>
-          <w:rFonts w:asciiTheme="majorBidi" w:hAnsiTheme="majorBidi" w:cstheme="majorBidi"/>
+          <w:rFonts w:ascii="Times New Roman" w:hAnsi="Times New Roman" w:cs="Times New Roman"/>
           <w:sz w:val="22"/>
           <w:szCs w:val="22"/>
         </w:rPr>
@@ -1382,7 +1465,7 @@
       </w:r>
       <w:r>
         <w:rPr>
-          <w:rFonts w:asciiTheme="majorBidi" w:hAnsiTheme="majorBidi" w:cstheme="majorBidi"/>
+          <w:rFonts w:ascii="Times New Roman" w:hAnsi="Times New Roman" w:cs="Times New Roman"/>
           <w:sz w:val="22"/>
           <w:szCs w:val="22"/>
         </w:rPr>
@@ -1390,7 +1473,7 @@
       </w:r>
       <w:r>
         <w:rPr>
-          <w:rFonts w:asciiTheme="majorBidi" w:hAnsiTheme="majorBidi" w:cstheme="majorBidi"/>
+          <w:rFonts w:ascii="Times New Roman" w:hAnsi="Times New Roman" w:cs="Times New Roman"/>
           <w:sz w:val="22"/>
           <w:szCs w:val="22"/>
         </w:rPr>
@@ -1398,7 +1481,7 @@
       </w:r>
       <w:r>
         <w:rPr>
-          <w:rFonts w:asciiTheme="majorBidi" w:hAnsiTheme="majorBidi" w:cstheme="majorBidi"/>
+          <w:rFonts w:ascii="Times New Roman" w:hAnsi="Times New Roman" w:cs="Times New Roman"/>
           <w:sz w:val="22"/>
           <w:szCs w:val="22"/>
         </w:rPr>
@@ -1406,7 +1489,7 @@
       </w:r>
       <w:r>
         <w:rPr>
-          <w:rFonts w:asciiTheme="majorBidi" w:hAnsiTheme="majorBidi" w:cstheme="majorBidi"/>
+          <w:rFonts w:ascii="Times New Roman" w:hAnsi="Times New Roman" w:cs="Times New Roman"/>
           <w:sz w:val="22"/>
           <w:szCs w:val="22"/>
         </w:rPr>
@@ -1414,7 +1497,7 @@
       </w:r>
       <w:r>
         <w:rPr>
-          <w:rFonts w:asciiTheme="majorBidi" w:hAnsiTheme="majorBidi" w:cstheme="majorBidi"/>
+          <w:rFonts w:ascii="Times New Roman" w:hAnsi="Times New Roman" w:cs="Times New Roman"/>
           <w:sz w:val="22"/>
           <w:szCs w:val="22"/>
         </w:rPr>
@@ -1422,15 +1505,31 @@
       </w:r>
       <w:r>
         <w:rPr>
-          <w:rFonts w:asciiTheme="majorBidi" w:hAnsiTheme="majorBidi" w:cstheme="majorBidi"/>
-          <w:sz w:val="22"/>
-          <w:szCs w:val="22"/>
-        </w:rPr>
-        <w:t>stood by Uncle Leslie’s side in his myriad accomplishments</w:t>
-      </w:r>
-      <w:r>
-        <w:rPr>
-          <w:rFonts w:asciiTheme="majorBidi" w:hAnsiTheme="majorBidi" w:cstheme="majorBidi"/>
+          <w:rFonts w:ascii="Times New Roman" w:hAnsi="Times New Roman" w:cs="Times New Roman"/>
+          <w:sz w:val="22"/>
+          <w:szCs w:val="22"/>
+        </w:rPr>
+        <w:t>stood by Uncle Leslie</w:t>
+      </w:r>
+      <w:r>
+        <w:rPr>
+          <w:rFonts w:ascii="Times New Roman" w:hAnsi="Times New Roman" w:cs="Times New Roman"/>
+          <w:sz w:val="22"/>
+          <w:szCs w:val="22"/>
+        </w:rPr>
+        <w:t>’</w:t>
+      </w:r>
+      <w:r>
+        <w:rPr>
+          <w:rFonts w:ascii="Times New Roman" w:hAnsi="Times New Roman" w:cs="Times New Roman"/>
+          <w:sz w:val="22"/>
+          <w:szCs w:val="22"/>
+        </w:rPr>
+        <w:t>s side in his myriad accomplishments</w:t>
+      </w:r>
+      <w:r>
+        <w:rPr>
+          <w:rFonts w:ascii="Times New Roman" w:hAnsi="Times New Roman" w:cs="Times New Roman"/>
           <w:sz w:val="22"/>
           <w:szCs w:val="22"/>
         </w:rPr>
@@ -1438,7 +1537,7 @@
       </w:r>
       <w:r>
         <w:rPr>
-          <w:rFonts w:asciiTheme="majorBidi" w:hAnsiTheme="majorBidi" w:cstheme="majorBidi"/>
+          <w:rFonts w:ascii="Times New Roman" w:hAnsi="Times New Roman" w:cs="Times New Roman"/>
           <w:sz w:val="22"/>
           <w:szCs w:val="22"/>
         </w:rPr>
@@ -1446,7 +1545,7 @@
       </w:r>
       <w:r>
         <w:rPr>
-          <w:rFonts w:asciiTheme="majorBidi" w:hAnsiTheme="majorBidi" w:cstheme="majorBidi"/>
+          <w:rFonts w:ascii="Times New Roman" w:hAnsi="Times New Roman" w:cs="Times New Roman"/>
           <w:sz w:val="22"/>
           <w:szCs w:val="22"/>
         </w:rPr>
@@ -1454,7 +1553,7 @@
       </w:r>
       <w:r>
         <w:rPr>
-          <w:rFonts w:asciiTheme="majorBidi" w:hAnsiTheme="majorBidi" w:cstheme="majorBidi"/>
+          <w:rFonts w:ascii="Times New Roman" w:hAnsi="Times New Roman" w:cs="Times New Roman"/>
           <w:sz w:val="22"/>
           <w:szCs w:val="22"/>
         </w:rPr>
@@ -1463,7 +1562,7 @@
       <w:proofErr w:type="spellStart"/>
       <w:r>
         <w:rPr>
-          <w:rFonts w:asciiTheme="majorBidi" w:hAnsiTheme="majorBidi" w:cstheme="majorBidi"/>
+          <w:rFonts w:ascii="Times New Roman" w:hAnsi="Times New Roman" w:cs="Times New Roman"/>
           <w:sz w:val="22"/>
           <w:szCs w:val="22"/>
         </w:rPr>
@@ -1472,7 +1571,7 @@
       <w:proofErr w:type="spellEnd"/>
       <w:r>
         <w:rPr>
-          <w:rFonts w:asciiTheme="majorBidi" w:hAnsiTheme="majorBidi" w:cstheme="majorBidi"/>
+          <w:rFonts w:ascii="Times New Roman" w:hAnsi="Times New Roman" w:cs="Times New Roman"/>
           <w:sz w:val="22"/>
           <w:szCs w:val="22"/>
         </w:rPr>
@@ -1480,7 +1579,7 @@
       </w:r>
       <w:r>
         <w:rPr>
-          <w:rFonts w:asciiTheme="majorBidi" w:hAnsiTheme="majorBidi" w:cstheme="majorBidi"/>
+          <w:rFonts w:ascii="Times New Roman" w:hAnsi="Times New Roman" w:cs="Times New Roman"/>
           <w:sz w:val="22"/>
           <w:szCs w:val="22"/>
         </w:rPr>
@@ -1488,15 +1587,23 @@
       </w:r>
       <w:r>
         <w:rPr>
-          <w:rFonts w:asciiTheme="majorBidi" w:hAnsiTheme="majorBidi" w:cstheme="majorBidi"/>
-          <w:sz w:val="22"/>
-          <w:szCs w:val="22"/>
-        </w:rPr>
-        <w:t>the patriarch or our family</w:t>
-      </w:r>
-      <w:r>
-        <w:rPr>
-          <w:rFonts w:asciiTheme="majorBidi" w:hAnsiTheme="majorBidi" w:cstheme="majorBidi"/>
+          <w:rFonts w:ascii="Times New Roman" w:hAnsi="Times New Roman" w:cs="Times New Roman"/>
+          <w:sz w:val="22"/>
+          <w:szCs w:val="22"/>
+        </w:rPr>
+        <w:t>the patriarch of</w:t>
+      </w:r>
+      <w:r>
+        <w:rPr>
+          <w:rFonts w:ascii="Times New Roman" w:hAnsi="Times New Roman" w:cs="Times New Roman"/>
+          <w:sz w:val="22"/>
+          <w:szCs w:val="22"/>
+        </w:rPr>
+        <w:t xml:space="preserve"> our family</w:t>
+      </w:r>
+      <w:r>
+        <w:rPr>
+          <w:rFonts w:ascii="Times New Roman" w:hAnsi="Times New Roman" w:cs="Times New Roman"/>
           <w:sz w:val="22"/>
           <w:szCs w:val="22"/>
         </w:rPr>
@@ -1504,7 +1611,7 @@
       </w:r>
       <w:r>
         <w:rPr>
-          <w:rFonts w:asciiTheme="majorBidi" w:hAnsiTheme="majorBidi" w:cstheme="majorBidi"/>
+          <w:rFonts w:ascii="Times New Roman" w:hAnsi="Times New Roman" w:cs="Times New Roman"/>
           <w:sz w:val="22"/>
           <w:szCs w:val="22"/>
         </w:rPr>
@@ -1512,7 +1619,7 @@
       </w:r>
       <w:r>
         <w:rPr>
-          <w:rFonts w:asciiTheme="majorBidi" w:hAnsiTheme="majorBidi" w:cstheme="majorBidi"/>
+          <w:rFonts w:ascii="Times New Roman" w:hAnsi="Times New Roman" w:cs="Times New Roman"/>
           <w:sz w:val="22"/>
           <w:szCs w:val="22"/>
         </w:rPr>
@@ -1520,7 +1627,7 @@
       </w:r>
       <w:r>
         <w:rPr>
-          <w:rFonts w:asciiTheme="majorBidi" w:hAnsiTheme="majorBidi" w:cstheme="majorBidi"/>
+          <w:rFonts w:ascii="Times New Roman" w:hAnsi="Times New Roman" w:cs="Times New Roman"/>
           <w:sz w:val="22"/>
           <w:szCs w:val="22"/>
         </w:rPr>
@@ -1528,7 +1635,7 @@
       </w:r>
       <w:r>
         <w:rPr>
-          <w:rFonts w:asciiTheme="majorBidi" w:hAnsiTheme="majorBidi" w:cstheme="majorBidi"/>
+          <w:rFonts w:ascii="Times New Roman" w:hAnsi="Times New Roman" w:cs="Times New Roman"/>
           <w:sz w:val="22"/>
           <w:szCs w:val="22"/>
         </w:rPr>
@@ -1537,7 +1644,7 @@
       <w:proofErr w:type="spellStart"/>
       <w:r>
         <w:rPr>
-          <w:rFonts w:asciiTheme="majorBidi" w:hAnsiTheme="majorBidi" w:cstheme="majorBidi"/>
+          <w:rFonts w:ascii="Times New Roman" w:hAnsi="Times New Roman" w:cs="Times New Roman"/>
           <w:sz w:val="22"/>
           <w:szCs w:val="22"/>
         </w:rPr>
@@ -1546,7 +1653,7 @@
       <w:proofErr w:type="spellEnd"/>
       <w:r>
         <w:rPr>
-          <w:rFonts w:asciiTheme="majorBidi" w:hAnsiTheme="majorBidi" w:cstheme="majorBidi"/>
+          <w:rFonts w:ascii="Times New Roman" w:hAnsi="Times New Roman" w:cs="Times New Roman"/>
           <w:sz w:val="22"/>
           <w:szCs w:val="22"/>
         </w:rPr>
@@ -1558,7 +1665,7 @@
         <w:spacing w:after="0" w:line="240" w:lineRule="auto"/>
         <w:jc w:val="both"/>
         <w:rPr>
-          <w:rFonts w:asciiTheme="majorBidi" w:hAnsiTheme="majorBidi" w:cstheme="majorBidi"/>
+          <w:rFonts w:ascii="Times New Roman" w:hAnsi="Times New Roman" w:cs="Times New Roman"/>
           <w:sz w:val="22"/>
           <w:szCs w:val="22"/>
         </w:rPr>
@@ -1569,14 +1676,14 @@
         <w:spacing w:after="0" w:line="240" w:lineRule="auto"/>
         <w:jc w:val="both"/>
         <w:rPr>
-          <w:rFonts w:asciiTheme="majorBidi" w:hAnsiTheme="majorBidi" w:cstheme="majorBidi"/>
-          <w:sz w:val="22"/>
-          <w:szCs w:val="22"/>
-        </w:rPr>
-      </w:pPr>
-      <w:r>
-        <w:rPr>
-          <w:rFonts w:asciiTheme="majorBidi" w:hAnsiTheme="majorBidi" w:cstheme="majorBidi"/>
+          <w:rFonts w:ascii="Times New Roman" w:hAnsi="Times New Roman" w:cs="Times New Roman"/>
+          <w:sz w:val="22"/>
+          <w:szCs w:val="22"/>
+        </w:rPr>
+      </w:pPr>
+      <w:r>
+        <w:rPr>
+          <w:rFonts w:ascii="Times New Roman" w:hAnsi="Times New Roman" w:cs="Times New Roman"/>
           <w:sz w:val="22"/>
           <w:szCs w:val="22"/>
         </w:rPr>
@@ -1585,7 +1692,7 @@
       </w:r>
       <w:r>
         <w:rPr>
-          <w:rFonts w:asciiTheme="majorBidi" w:hAnsiTheme="majorBidi" w:cstheme="majorBidi"/>
+          <w:rFonts w:ascii="Times New Roman" w:hAnsi="Times New Roman" w:cs="Times New Roman"/>
           <w:sz w:val="22"/>
           <w:szCs w:val="22"/>
         </w:rPr>
@@ -1593,7 +1700,7 @@
       </w:r>
       <w:r>
         <w:rPr>
-          <w:rFonts w:asciiTheme="majorBidi" w:hAnsiTheme="majorBidi" w:cstheme="majorBidi"/>
+          <w:rFonts w:ascii="Times New Roman" w:hAnsi="Times New Roman" w:cs="Times New Roman"/>
           <w:sz w:val="22"/>
           <w:szCs w:val="22"/>
         </w:rPr>
@@ -1601,7 +1708,7 @@
       </w:r>
       <w:r>
         <w:rPr>
-          <w:rFonts w:asciiTheme="majorBidi" w:hAnsiTheme="majorBidi" w:cstheme="majorBidi"/>
+          <w:rFonts w:ascii="Times New Roman" w:hAnsi="Times New Roman" w:cs="Times New Roman"/>
           <w:sz w:val="22"/>
           <w:szCs w:val="22"/>
           <w:rtl/>
@@ -1610,7 +1717,7 @@
       </w:r>
       <w:r>
         <w:rPr>
-          <w:rFonts w:asciiTheme="majorBidi" w:hAnsiTheme="majorBidi" w:cstheme="majorBidi"/>
+          <w:rFonts w:ascii="Times New Roman" w:hAnsi="Times New Roman" w:cs="Times New Roman"/>
           <w:sz w:val="22"/>
           <w:szCs w:val="22"/>
         </w:rPr>
@@ -1618,7 +1725,7 @@
       </w:r>
       <w:r>
         <w:rPr>
-          <w:rFonts w:asciiTheme="majorBidi" w:hAnsiTheme="majorBidi" w:cstheme="majorBidi"/>
+          <w:rFonts w:ascii="Times New Roman" w:hAnsi="Times New Roman" w:cs="Times New Roman"/>
           <w:sz w:val="22"/>
           <w:szCs w:val="22"/>
         </w:rPr>
@@ -1626,7 +1733,7 @@
       </w:r>
       <w:r>
         <w:rPr>
-          <w:rFonts w:asciiTheme="majorBidi" w:hAnsiTheme="majorBidi" w:cstheme="majorBidi"/>
+          <w:rFonts w:ascii="Times New Roman" w:hAnsi="Times New Roman" w:cs="Times New Roman"/>
           <w:sz w:val="22"/>
           <w:szCs w:val="22"/>
         </w:rPr>
@@ -1634,7 +1741,7 @@
       </w:r>
       <w:r>
         <w:rPr>
-          <w:rFonts w:asciiTheme="majorBidi" w:hAnsiTheme="majorBidi" w:cstheme="majorBidi"/>
+          <w:rFonts w:ascii="Times New Roman" w:hAnsi="Times New Roman" w:cs="Times New Roman"/>
           <w:sz w:val="22"/>
           <w:szCs w:val="22"/>
         </w:rPr>
@@ -1642,7 +1749,7 @@
       </w:r>
       <w:r>
         <w:rPr>
-          <w:rFonts w:asciiTheme="majorBidi" w:hAnsiTheme="majorBidi" w:cstheme="majorBidi"/>
+          <w:rFonts w:ascii="Times New Roman" w:hAnsi="Times New Roman" w:cs="Times New Roman"/>
           <w:sz w:val="22"/>
           <w:szCs w:val="22"/>
         </w:rPr>
@@ -1650,7 +1757,7 @@
       </w:r>
       <w:r>
         <w:rPr>
-          <w:rFonts w:asciiTheme="majorBidi" w:hAnsiTheme="majorBidi" w:cstheme="majorBidi"/>
+          <w:rFonts w:ascii="Times New Roman" w:hAnsi="Times New Roman" w:cs="Times New Roman"/>
           <w:sz w:val="22"/>
           <w:szCs w:val="22"/>
         </w:rPr>
@@ -1658,7 +1765,7 @@
       </w:r>
       <w:r>
         <w:rPr>
-          <w:rFonts w:asciiTheme="majorBidi" w:hAnsiTheme="majorBidi" w:cstheme="majorBidi"/>
+          <w:rFonts w:ascii="Times New Roman" w:hAnsi="Times New Roman" w:cs="Times New Roman"/>
           <w:sz w:val="22"/>
           <w:szCs w:val="22"/>
           <w:rtl/>
@@ -1667,7 +1774,7 @@
       </w:r>
       <w:r>
         <w:rPr>
-          <w:rFonts w:asciiTheme="majorBidi" w:hAnsiTheme="majorBidi" w:cstheme="majorBidi"/>
+          <w:rFonts w:ascii="Times New Roman" w:hAnsi="Times New Roman" w:cs="Times New Roman"/>
           <w:sz w:val="22"/>
           <w:szCs w:val="22"/>
         </w:rPr>
@@ -1675,7 +1782,7 @@
       </w:r>
       <w:r>
         <w:rPr>
-          <w:rFonts w:asciiTheme="majorBidi" w:hAnsiTheme="majorBidi" w:cstheme="majorBidi"/>
+          <w:rFonts w:ascii="Times New Roman" w:hAnsi="Times New Roman" w:cs="Times New Roman"/>
           <w:sz w:val="22"/>
           <w:szCs w:val="22"/>
           <w:rtl/>
@@ -1684,7 +1791,7 @@
       </w:r>
       <w:r>
         <w:rPr>
-          <w:rFonts w:asciiTheme="majorBidi" w:hAnsiTheme="majorBidi" w:cstheme="majorBidi"/>
+          <w:rFonts w:ascii="Times New Roman" w:hAnsi="Times New Roman" w:cs="Times New Roman"/>
           <w:i/>
           <w:iCs/>
           <w:sz w:val="22"/>
@@ -1698,7 +1805,7 @@
         <w:spacing w:after="0" w:line="240" w:lineRule="auto"/>
         <w:jc w:val="both"/>
         <w:rPr>
-          <w:rFonts w:asciiTheme="majorBidi" w:hAnsiTheme="majorBidi" w:cstheme="majorBidi"/>
+          <w:rFonts w:ascii="Times New Roman" w:hAnsi="Times New Roman" w:cs="Times New Roman"/>
           <w:sz w:val="22"/>
           <w:szCs w:val="22"/>
         </w:rPr>
@@ -1709,14 +1816,14 @@
         <w:spacing w:after="0" w:line="240" w:lineRule="auto"/>
         <w:jc w:val="both"/>
         <w:rPr>
-          <w:rFonts w:asciiTheme="majorBidi" w:hAnsiTheme="majorBidi" w:cstheme="majorBidi"/>
-          <w:sz w:val="22"/>
-          <w:szCs w:val="22"/>
-        </w:rPr>
-      </w:pPr>
-      <w:r>
-        <w:rPr>
-          <w:rFonts w:asciiTheme="majorBidi" w:hAnsiTheme="majorBidi" w:cstheme="majorBidi"/>
+          <w:rFonts w:ascii="Times New Roman" w:hAnsi="Times New Roman" w:cs="Times New Roman"/>
+          <w:sz w:val="22"/>
+          <w:szCs w:val="22"/>
+        </w:rPr>
+      </w:pPr>
+      <w:r>
+        <w:rPr>
+          <w:rFonts w:ascii="Times New Roman" w:hAnsi="Times New Roman" w:cs="Times New Roman"/>
           <w:sz w:val="22"/>
           <w:szCs w:val="22"/>
           <w:rtl/>
@@ -1725,7 +1832,7 @@
       </w:r>
       <w:r>
         <w:rPr>
-          <w:rFonts w:asciiTheme="majorBidi" w:hAnsiTheme="majorBidi" w:cstheme="majorBidi"/>
+          <w:rFonts w:ascii="Times New Roman" w:hAnsi="Times New Roman" w:cs="Times New Roman"/>
           <w:sz w:val="22"/>
           <w:szCs w:val="22"/>
         </w:rPr>
@@ -1734,7 +1841,7 @@
       <w:proofErr w:type="spellStart"/>
       <w:r>
         <w:rPr>
-          <w:rFonts w:asciiTheme="majorBidi" w:hAnsiTheme="majorBidi" w:cstheme="majorBidi"/>
+          <w:rFonts w:ascii="Times New Roman" w:hAnsi="Times New Roman" w:cs="Times New Roman"/>
           <w:sz w:val="22"/>
           <w:szCs w:val="22"/>
         </w:rPr>
@@ -1743,7 +1850,7 @@
       <w:proofErr w:type="spellEnd"/>
       <w:r>
         <w:rPr>
-          <w:rFonts w:asciiTheme="majorBidi" w:hAnsiTheme="majorBidi" w:cstheme="majorBidi"/>
+          <w:rFonts w:ascii="Times New Roman" w:hAnsi="Times New Roman" w:cs="Times New Roman"/>
           <w:sz w:val="22"/>
           <w:szCs w:val="22"/>
         </w:rPr>
@@ -1752,7 +1859,7 @@
       <w:proofErr w:type="spellStart"/>
       <w:r>
         <w:rPr>
-          <w:rFonts w:asciiTheme="majorBidi" w:hAnsiTheme="majorBidi" w:cstheme="majorBidi"/>
+          <w:rFonts w:ascii="Times New Roman" w:hAnsi="Times New Roman" w:cs="Times New Roman"/>
           <w:sz w:val="22"/>
           <w:szCs w:val="22"/>
         </w:rPr>
@@ -1761,7 +1868,7 @@
       <w:proofErr w:type="spellEnd"/>
       <w:r>
         <w:rPr>
-          <w:rFonts w:asciiTheme="majorBidi" w:hAnsiTheme="majorBidi" w:cstheme="majorBidi"/>
+          <w:rFonts w:ascii="Times New Roman" w:hAnsi="Times New Roman" w:cs="Times New Roman"/>
           <w:sz w:val="22"/>
           <w:szCs w:val="22"/>
         </w:rPr>
@@ -1769,7 +1876,7 @@
       </w:r>
       <w:r>
         <w:rPr>
-          <w:rFonts w:asciiTheme="majorBidi" w:hAnsiTheme="majorBidi" w:cstheme="majorBidi"/>
+          <w:rFonts w:ascii="Times New Roman" w:hAnsi="Times New Roman" w:cs="Times New Roman"/>
           <w:sz w:val="22"/>
           <w:szCs w:val="22"/>
           <w:rtl/>
@@ -1778,7 +1885,7 @@
       </w:r>
       <w:r>
         <w:rPr>
-          <w:rFonts w:asciiTheme="majorBidi" w:hAnsiTheme="majorBidi" w:cstheme="majorBidi"/>
+          <w:rFonts w:ascii="Times New Roman" w:hAnsi="Times New Roman" w:cs="Times New Roman"/>
           <w:sz w:val="22"/>
           <w:szCs w:val="22"/>
         </w:rPr>
@@ -1786,7 +1893,7 @@
       </w:r>
       <w:r>
         <w:rPr>
-          <w:rFonts w:asciiTheme="majorBidi" w:hAnsiTheme="majorBidi" w:cstheme="majorBidi"/>
+          <w:rFonts w:ascii="Times New Roman" w:hAnsi="Times New Roman" w:cs="Times New Roman"/>
           <w:sz w:val="22"/>
           <w:szCs w:val="22"/>
         </w:rPr>
@@ -1794,7 +1901,7 @@
       </w:r>
       <w:r>
         <w:rPr>
-          <w:rFonts w:asciiTheme="majorBidi" w:hAnsiTheme="majorBidi" w:cstheme="majorBidi"/>
+          <w:rFonts w:ascii="Times New Roman" w:hAnsi="Times New Roman" w:cs="Times New Roman"/>
           <w:sz w:val="22"/>
           <w:szCs w:val="22"/>
         </w:rPr>
@@ -1803,7 +1910,7 @@
       <w:proofErr w:type="spellStart"/>
       <w:r>
         <w:rPr>
-          <w:rFonts w:asciiTheme="majorBidi" w:hAnsiTheme="majorBidi" w:cstheme="majorBidi"/>
+          <w:rFonts w:ascii="Times New Roman" w:hAnsi="Times New Roman" w:cs="Times New Roman"/>
           <w:sz w:val="22"/>
           <w:szCs w:val="22"/>
         </w:rPr>
@@ -1812,7 +1919,7 @@
       <w:proofErr w:type="spellEnd"/>
       <w:r>
         <w:rPr>
-          <w:rFonts w:asciiTheme="majorBidi" w:hAnsiTheme="majorBidi" w:cstheme="majorBidi"/>
+          <w:rFonts w:ascii="Times New Roman" w:hAnsi="Times New Roman" w:cs="Times New Roman"/>
           <w:sz w:val="22"/>
           <w:szCs w:val="22"/>
         </w:rPr>
@@ -1820,7 +1927,7 @@
       </w:r>
       <w:r>
         <w:rPr>
-          <w:rFonts w:asciiTheme="majorBidi" w:hAnsiTheme="majorBidi" w:cstheme="majorBidi"/>
+          <w:rFonts w:ascii="Times New Roman" w:hAnsi="Times New Roman" w:cs="Times New Roman"/>
           <w:sz w:val="22"/>
           <w:szCs w:val="22"/>
         </w:rPr>
@@ -1832,7 +1939,7 @@
         <w:spacing w:after="0" w:line="240" w:lineRule="auto"/>
         <w:jc w:val="both"/>
         <w:rPr>
-          <w:rFonts w:asciiTheme="majorBidi" w:hAnsiTheme="majorBidi" w:cstheme="majorBidi"/>
+          <w:rFonts w:ascii="Times New Roman" w:hAnsi="Times New Roman" w:cs="Times New Roman"/>
           <w:sz w:val="22"/>
           <w:szCs w:val="22"/>
         </w:rPr>
@@ -1843,14 +1950,14 @@
         <w:spacing w:after="0" w:line="240" w:lineRule="auto"/>
         <w:jc w:val="both"/>
         <w:rPr>
-          <w:rFonts w:asciiTheme="majorBidi" w:hAnsiTheme="majorBidi" w:cstheme="majorBidi"/>
-          <w:sz w:val="22"/>
-          <w:szCs w:val="22"/>
-        </w:rPr>
-      </w:pPr>
-      <w:r>
-        <w:rPr>
-          <w:rFonts w:asciiTheme="majorBidi" w:hAnsiTheme="majorBidi" w:cstheme="majorBidi"/>
+          <w:rFonts w:ascii="Times New Roman" w:hAnsi="Times New Roman" w:cs="Times New Roman"/>
+          <w:sz w:val="22"/>
+          <w:szCs w:val="22"/>
+        </w:rPr>
+      </w:pPr>
+      <w:r>
+        <w:rPr>
+          <w:rFonts w:ascii="Times New Roman" w:hAnsi="Times New Roman" w:cs="Times New Roman"/>
           <w:sz w:val="22"/>
           <w:szCs w:val="22"/>
         </w:rPr>
@@ -1859,16 +1966,32 @@
       <w:proofErr w:type="spellStart"/>
       <w:r>
         <w:rPr>
-          <w:rFonts w:asciiTheme="majorBidi" w:hAnsiTheme="majorBidi" w:cstheme="majorBidi"/>
-          <w:sz w:val="22"/>
-          <w:szCs w:val="22"/>
-        </w:rPr>
-        <w:t>z’chus</w:t>
+          <w:rFonts w:ascii="Times New Roman" w:hAnsi="Times New Roman" w:cs="Times New Roman"/>
+          <w:sz w:val="22"/>
+          <w:szCs w:val="22"/>
+        </w:rPr>
+        <w:t>z</w:t>
+      </w:r>
+      <w:r>
+        <w:rPr>
+          <w:rFonts w:ascii="Times New Roman" w:hAnsi="Times New Roman" w:cs="Times New Roman"/>
+          <w:sz w:val="22"/>
+          <w:szCs w:val="22"/>
+        </w:rPr>
+        <w:t>’</w:t>
+      </w:r>
+      <w:r>
+        <w:rPr>
+          <w:rFonts w:ascii="Times New Roman" w:hAnsi="Times New Roman" w:cs="Times New Roman"/>
+          <w:sz w:val="22"/>
+          <w:szCs w:val="22"/>
+        </w:rPr>
+        <w:t>chus</w:t>
       </w:r>
       <w:proofErr w:type="spellEnd"/>
       <w:r>
         <w:rPr>
-          <w:rFonts w:asciiTheme="majorBidi" w:hAnsiTheme="majorBidi" w:cstheme="majorBidi"/>
+          <w:rFonts w:ascii="Times New Roman" w:hAnsi="Times New Roman" w:cs="Times New Roman"/>
           <w:sz w:val="22"/>
           <w:szCs w:val="22"/>
         </w:rPr>
@@ -1877,7 +2000,7 @@
       <w:proofErr w:type="spellStart"/>
       <w:r>
         <w:rPr>
-          <w:rFonts w:asciiTheme="majorBidi" w:hAnsiTheme="majorBidi" w:cstheme="majorBidi"/>
+          <w:rFonts w:ascii="Times New Roman" w:hAnsi="Times New Roman" w:cs="Times New Roman"/>
           <w:sz w:val="22"/>
           <w:szCs w:val="22"/>
         </w:rPr>
@@ -1886,7 +2009,7 @@
       <w:proofErr w:type="spellEnd"/>
       <w:r>
         <w:rPr>
-          <w:rFonts w:asciiTheme="majorBidi" w:hAnsiTheme="majorBidi" w:cstheme="majorBidi"/>
+          <w:rFonts w:ascii="Times New Roman" w:hAnsi="Times New Roman" w:cs="Times New Roman"/>
           <w:sz w:val="22"/>
           <w:szCs w:val="22"/>
         </w:rPr>
@@ -1894,7 +2017,7 @@
       </w:r>
       <w:r>
         <w:rPr>
-          <w:rFonts w:asciiTheme="majorBidi" w:hAnsiTheme="majorBidi" w:cstheme="majorBidi"/>
+          <w:rFonts w:ascii="Times New Roman" w:hAnsi="Times New Roman" w:cs="Times New Roman"/>
           <w:sz w:val="22"/>
           <w:szCs w:val="22"/>
         </w:rPr>
@@ -1902,7 +2025,7 @@
       </w:r>
       <w:r>
         <w:rPr>
-          <w:rFonts w:asciiTheme="majorBidi" w:hAnsiTheme="majorBidi" w:cstheme="majorBidi"/>
+          <w:rFonts w:ascii="Times New Roman" w:hAnsi="Times New Roman" w:cs="Times New Roman"/>
           <w:sz w:val="22"/>
           <w:szCs w:val="22"/>
         </w:rPr>
@@ -1910,7 +2033,7 @@
       </w:r>
       <w:r>
         <w:rPr>
-          <w:rFonts w:asciiTheme="majorBidi" w:hAnsiTheme="majorBidi" w:cstheme="majorBidi"/>
+          <w:rFonts w:ascii="Times New Roman" w:hAnsi="Times New Roman" w:cs="Times New Roman"/>
           <w:sz w:val="22"/>
           <w:szCs w:val="22"/>
         </w:rPr>
@@ -1918,7 +2041,7 @@
       </w:r>
       <w:r>
         <w:rPr>
-          <w:rFonts w:asciiTheme="majorBidi" w:hAnsiTheme="majorBidi" w:cstheme="majorBidi"/>
+          <w:rFonts w:ascii="Times New Roman" w:hAnsi="Times New Roman" w:cs="Times New Roman"/>
           <w:sz w:val="22"/>
           <w:szCs w:val="22"/>
         </w:rPr>
@@ -1927,16 +2050,32 @@
       <w:proofErr w:type="spellStart"/>
       <w:r>
         <w:rPr>
-          <w:rFonts w:asciiTheme="majorBidi" w:hAnsiTheme="majorBidi" w:cstheme="majorBidi"/>
-          <w:sz w:val="22"/>
-          <w:szCs w:val="22"/>
-        </w:rPr>
-        <w:t>ha’emes</w:t>
+          <w:rFonts w:ascii="Times New Roman" w:hAnsi="Times New Roman" w:cs="Times New Roman"/>
+          <w:sz w:val="22"/>
+          <w:szCs w:val="22"/>
+        </w:rPr>
+        <w:t>ha</w:t>
+      </w:r>
+      <w:r>
+        <w:rPr>
+          <w:rFonts w:ascii="Times New Roman" w:hAnsi="Times New Roman" w:cs="Times New Roman"/>
+          <w:sz w:val="22"/>
+          <w:szCs w:val="22"/>
+        </w:rPr>
+        <w:t>’</w:t>
+      </w:r>
+      <w:r>
+        <w:rPr>
+          <w:rFonts w:ascii="Times New Roman" w:hAnsi="Times New Roman" w:cs="Times New Roman"/>
+          <w:sz w:val="22"/>
+          <w:szCs w:val="22"/>
+        </w:rPr>
+        <w:t>emes</w:t>
       </w:r>
       <w:proofErr w:type="spellEnd"/>
       <w:r>
         <w:rPr>
-          <w:rFonts w:asciiTheme="majorBidi" w:hAnsiTheme="majorBidi" w:cstheme="majorBidi"/>
+          <w:rFonts w:ascii="Times New Roman" w:hAnsi="Times New Roman" w:cs="Times New Roman"/>
           <w:sz w:val="22"/>
           <w:szCs w:val="22"/>
         </w:rPr>
@@ -1944,7 +2083,7 @@
       </w:r>
       <w:r>
         <w:rPr>
-          <w:rFonts w:asciiTheme="majorBidi" w:hAnsiTheme="majorBidi" w:cstheme="majorBidi"/>
+          <w:rFonts w:ascii="Times New Roman" w:hAnsi="Times New Roman" w:cs="Times New Roman"/>
           <w:sz w:val="22"/>
           <w:szCs w:val="22"/>
         </w:rPr>
@@ -1952,7 +2091,7 @@
       </w:r>
       <w:r>
         <w:rPr>
-          <w:rFonts w:asciiTheme="majorBidi" w:hAnsiTheme="majorBidi" w:cstheme="majorBidi"/>
+          <w:rFonts w:ascii="Times New Roman" w:hAnsi="Times New Roman" w:cs="Times New Roman"/>
           <w:sz w:val="22"/>
           <w:szCs w:val="22"/>
         </w:rPr>
@@ -1962,8 +2101,9 @@
     <w:p>
       <w:pPr>
         <w:spacing w:after="0" w:line="240" w:lineRule="auto"/>
-        <w:rPr>
-          <w:rFonts w:asciiTheme="majorBidi" w:hAnsiTheme="majorBidi" w:cstheme="majorBidi"/>
+        <w:jc w:val="both"/>
+        <w:rPr>
+          <w:rFonts w:ascii="Times New Roman" w:hAnsi="Times New Roman" w:cs="Times New Roman"/>
           <w:sz w:val="22"/>
           <w:szCs w:val="22"/>
         </w:rPr>
@@ -1972,15 +2112,16 @@
     <w:p>
       <w:pPr>
         <w:spacing w:after="0" w:line="240" w:lineRule="auto"/>
-        <w:rPr>
-          <w:rFonts w:asciiTheme="majorBidi" w:hAnsiTheme="majorBidi" w:cstheme="majorBidi"/>
-          <w:sz w:val="22"/>
-          <w:szCs w:val="22"/>
-        </w:rPr>
-      </w:pPr>
-      <w:r>
-        <w:rPr>
-          <w:rFonts w:asciiTheme="majorBidi" w:hAnsiTheme="majorBidi" w:cstheme="majorBidi"/>
+        <w:jc w:val="both"/>
+        <w:rPr>
+          <w:rFonts w:ascii="Times New Roman" w:hAnsi="Times New Roman" w:cs="Times New Roman"/>
+          <w:sz w:val="22"/>
+          <w:szCs w:val="22"/>
+        </w:rPr>
+      </w:pPr>
+      <w:r>
+        <w:rPr>
+          <w:rFonts w:ascii="Times New Roman" w:hAnsi="Times New Roman" w:cs="Times New Roman"/>
           <w:sz w:val="22"/>
           <w:szCs w:val="22"/>
         </w:rPr>
@@ -1990,15 +2131,16 @@
     <w:p>
       <w:pPr>
         <w:spacing w:after="0" w:line="240" w:lineRule="auto"/>
-        <w:rPr>
-          <w:rFonts w:asciiTheme="majorBidi" w:hAnsiTheme="majorBidi" w:cstheme="majorBidi"/>
-          <w:sz w:val="22"/>
-          <w:szCs w:val="22"/>
-        </w:rPr>
-      </w:pPr>
-      <w:r>
-        <w:rPr>
-          <w:rFonts w:asciiTheme="majorBidi" w:hAnsiTheme="majorBidi" w:cstheme="majorBidi"/>
+        <w:jc w:val="both"/>
+        <w:rPr>
+          <w:rFonts w:ascii="Times New Roman" w:hAnsi="Times New Roman" w:cs="Times New Roman"/>
+          <w:sz w:val="22"/>
+          <w:szCs w:val="22"/>
+        </w:rPr>
+      </w:pPr>
+      <w:r>
+        <w:rPr>
+          <w:rFonts w:ascii="Times New Roman" w:hAnsi="Times New Roman" w:cs="Times New Roman"/>
           <w:sz w:val="22"/>
           <w:szCs w:val="22"/>
         </w:rPr>
@@ -2008,15 +2150,16 @@
     <w:p>
       <w:pPr>
         <w:spacing w:after="0" w:line="240" w:lineRule="auto"/>
-        <w:rPr>
-          <w:rFonts w:asciiTheme="majorBidi" w:hAnsiTheme="majorBidi" w:cstheme="majorBidi"/>
-          <w:sz w:val="22"/>
-          <w:szCs w:val="22"/>
-        </w:rPr>
-      </w:pPr>
-      <w:r>
-        <w:rPr>
-          <w:rFonts w:asciiTheme="majorBidi" w:hAnsiTheme="majorBidi" w:cstheme="majorBidi"/>
+        <w:jc w:val="both"/>
+        <w:rPr>
+          <w:rFonts w:ascii="Times New Roman" w:hAnsi="Times New Roman" w:cs="Times New Roman"/>
+          <w:sz w:val="22"/>
+          <w:szCs w:val="22"/>
+        </w:rPr>
+      </w:pPr>
+      <w:r>
+        <w:rPr>
+          <w:rFonts w:ascii="Times New Roman" w:hAnsi="Times New Roman" w:cs="Times New Roman"/>
           <w:sz w:val="22"/>
           <w:szCs w:val="22"/>
           <w:rtl/>
@@ -2025,7 +2168,7 @@
       </w:r>
       <w:r>
         <w:rPr>
-          <w:rFonts w:asciiTheme="majorBidi" w:hAnsiTheme="majorBidi" w:cstheme="majorBidi"/>
+          <w:rFonts w:ascii="Times New Roman" w:hAnsi="Times New Roman" w:cs="Times New Roman"/>
           <w:sz w:val="22"/>
           <w:szCs w:val="22"/>
           <w:rtl/>
@@ -2036,15 +2179,16 @@
     <w:p>
       <w:pPr>
         <w:spacing w:after="0" w:line="240" w:lineRule="auto"/>
-        <w:rPr>
-          <w:rFonts w:asciiTheme="majorBidi" w:hAnsiTheme="majorBidi" w:cstheme="majorBidi"/>
-          <w:sz w:val="22"/>
-          <w:szCs w:val="22"/>
-        </w:rPr>
-      </w:pPr>
-      <w:r>
-        <w:rPr>
-          <w:rFonts w:asciiTheme="majorBidi" w:hAnsiTheme="majorBidi" w:cstheme="majorBidi"/>
+        <w:jc w:val="both"/>
+        <w:rPr>
+          <w:rFonts w:ascii="Times New Roman" w:hAnsi="Times New Roman" w:cs="Times New Roman"/>
+          <w:sz w:val="22"/>
+          <w:szCs w:val="22"/>
+        </w:rPr>
+      </w:pPr>
+      <w:r>
+        <w:rPr>
+          <w:rFonts w:ascii="Times New Roman" w:hAnsi="Times New Roman" w:cs="Times New Roman"/>
           <w:sz w:val="22"/>
           <w:szCs w:val="22"/>
         </w:rPr>
@@ -2052,7 +2196,7 @@
       </w:r>
       <w:r>
         <w:rPr>
-          <w:rFonts w:asciiTheme="majorBidi" w:hAnsiTheme="majorBidi" w:cstheme="majorBidi"/>
+          <w:rFonts w:ascii="Times New Roman" w:hAnsi="Times New Roman" w:cs="Times New Roman"/>
           <w:sz w:val="22"/>
           <w:szCs w:val="22"/>
         </w:rPr>
@@ -2060,7 +2204,7 @@
       </w:r>
       <w:r>
         <w:rPr>
-          <w:rFonts w:asciiTheme="majorBidi" w:hAnsiTheme="majorBidi" w:cstheme="majorBidi"/>
+          <w:rFonts w:ascii="Times New Roman" w:hAnsi="Times New Roman" w:cs="Times New Roman"/>
           <w:sz w:val="22"/>
           <w:szCs w:val="22"/>
           <w:vertAlign w:val="superscript"/>
@@ -2069,7 +2213,7 @@
       </w:r>
       <w:r>
         <w:rPr>
-          <w:rFonts w:asciiTheme="majorBidi" w:hAnsiTheme="majorBidi" w:cstheme="majorBidi"/>
+          <w:rFonts w:ascii="Times New Roman" w:hAnsi="Times New Roman" w:cs="Times New Roman"/>
           <w:sz w:val="22"/>
           <w:szCs w:val="22"/>
         </w:rPr>
@@ -2079,8 +2223,9 @@
     <w:p>
       <w:pPr>
         <w:spacing w:after="0" w:line="240" w:lineRule="auto"/>
-        <w:rPr>
-          <w:rFonts w:asciiTheme="majorBidi" w:hAnsiTheme="majorBidi" w:cstheme="majorBidi"/>
+        <w:jc w:val="both"/>
+        <w:rPr>
+          <w:rFonts w:ascii="Times New Roman" w:hAnsi="Times New Roman" w:cs="Times New Roman"/>
           <w:sz w:val="22"/>
           <w:szCs w:val="22"/>
         </w:rPr>
